--- a/downloads/12_Prioriteren.docx
+++ b/downloads/12_Prioriteren.docx
@@ -4,15 +4,20 @@
   <w:body>
     <w:tbl>
       <w:tblPr>
-        <w:tblW w:type="dxa" w:w="9746"/>
+        <w:tblW w:w="9746" w:type="dxa"/>
         <w:tblBorders>
-          <w:top w:val="none" w:color="FFFFFF" w:sz="0"/>
-          <w:left w:val="none" w:color="FFFFFF" w:sz="0"/>
-          <w:bottom w:val="none" w:color="FFFFFF" w:sz="0"/>
-          <w:right w:val="none" w:color="FFFFFF" w:sz="0"/>
-          <w:insideH w:val="single" w:color="auto" w:sz="4"/>
-          <w:insideV w:val="single" w:color="auto" w:sz="4"/>
+          <w:top w:val="none" w:sz="0" w:space="0" w:color="FFFFFF"/>
+          <w:left w:val="none" w:sz="0" w:space="0" w:color="FFFFFF"/>
+          <w:bottom w:val="none" w:sz="0" w:space="0" w:color="FFFFFF"/>
+          <w:right w:val="none" w:sz="0" w:space="0" w:color="FFFFFF"/>
+          <w:insideH w:val="single" w:sz="4" w:space="0" w:color="auto"/>
+          <w:insideV w:val="single" w:sz="4" w:space="0" w:color="auto"/>
         </w:tblBorders>
+        <w:tblCellMar>
+          <w:left w:w="10" w:type="dxa"/>
+          <w:right w:w="10" w:type="dxa"/>
+        </w:tblCellMar>
+        <w:tblLook w:val="04A0" w:firstRow="1" w:lastRow="0" w:firstColumn="1" w:lastColumn="0" w:noHBand="0" w:noVBand="1"/>
       </w:tblPr>
       <w:tblGrid>
         <w:gridCol w:w="9746"/>
@@ -20,34 +25,37 @@
       <w:tr>
         <w:tc>
           <w:tcPr>
-            <w:tcW w:type="dxa" w:w="9746"/>
+            <w:tcW w:w="9746" w:type="dxa"/>
             <w:tcBorders>
-              <w:top w:val="none" w:color="FFFFFF" w:sz="0"/>
-              <w:left w:val="none" w:color="FFFFFF" w:sz="0"/>
-              <w:bottom w:val="none" w:color="FFFFFF" w:sz="0"/>
-              <w:right w:val="none" w:color="FFFFFF" w:sz="0"/>
+              <w:top w:val="none" w:sz="0" w:space="0" w:color="FFFFFF"/>
+              <w:left w:val="none" w:sz="0" w:space="0" w:color="FFFFFF"/>
+              <w:bottom w:val="none" w:sz="0" w:space="0" w:color="FFFFFF"/>
+              <w:right w:val="none" w:sz="0" w:space="0" w:color="FFFFFF"/>
             </w:tcBorders>
-            <w:shd w:fill="E5007D" w:color="auto" w:val="clear"/>
+            <w:shd w:val="clear" w:color="auto" w:fill="E5007D"/>
             <w:tcMar>
-              <w:top w:type="dxa" w:w="260"/>
-              <w:left w:type="dxa" w:w="280"/>
-              <w:bottom w:type="dxa" w:w="260"/>
-              <w:right w:type="dxa" w:w="280"/>
+              <w:top w:w="260" w:type="dxa"/>
+              <w:left w:w="280" w:type="dxa"/>
+              <w:bottom w:w="260" w:type="dxa"/>
+              <w:right w:w="280" w:type="dxa"/>
             </w:tcMar>
           </w:tcPr>
           <w:p>
             <w:pPr>
               <w:spacing w:after="60"/>
-            </w:pPr>
-            <w:r>
-              <w:rPr>
-                <w:rFonts w:ascii="Arial" w:cs="Arial" w:eastAsia="Arial" w:hAnsi="Arial"/>
+              <w:rPr>
+                <w:lang w:val="nl-NL"/>
+              </w:rPr>
+            </w:pPr>
+            <w:r>
+              <w:rPr>
                 <w:b/>
                 <w:bCs/>
                 <w:color w:val="FFFFFF"/>
                 <w:spacing w:val="30"/>
                 <w:sz w:val="16"/>
                 <w:szCs w:val="16"/>
+                <w:lang w:val="nl-NL"/>
               </w:rPr>
               <w:t xml:space="preserve">MINOR CIRCULAIRE ECONOMIE  ·  HULPMIDDEL 12</w:t>
             </w:r>
@@ -55,26 +63,34 @@
           <w:p>
             <w:pPr>
               <w:spacing w:after="40"/>
-            </w:pPr>
-            <w:r>
-              <w:rPr>
-                <w:rFonts w:ascii="Arial" w:cs="Arial" w:eastAsia="Arial" w:hAnsi="Arial"/>
+              <w:rPr>
+                <w:lang w:val="nl-NL"/>
+              </w:rPr>
+            </w:pPr>
+            <w:r>
+              <w:rPr>
                 <w:b/>
                 <w:bCs/>
                 <w:color w:val="FFFFFF"/>
                 <w:sz w:val="52"/>
                 <w:szCs w:val="52"/>
+                <w:lang w:val="nl-NL"/>
               </w:rPr>
               <w:t xml:space="preserve">Prioriteren</w:t>
             </w:r>
           </w:p>
           <w:p>
-            <w:r>
-              <w:rPr>
-                <w:rFonts w:ascii="Arial" w:cs="Arial" w:eastAsia="Arial" w:hAnsi="Arial"/>
+            <w:pPr>
+              <w:rPr>
+                <w:lang w:val="nl-NL"/>
+              </w:rPr>
+            </w:pPr>
+            <w:r>
+              <w:rPr>
                 <w:color w:val="FBD9EA"/>
                 <w:sz w:val="22"/>
                 <w:szCs w:val="22"/>
+                <w:lang w:val="nl-NL"/>
               </w:rPr>
               <w:t xml:space="preserve">Kiezen waar je je tijd en energie op zet</w:t>
             </w:r>
@@ -85,98 +101,366 @@
     <w:p>
       <w:pPr>
         <w:spacing w:after="160"/>
-      </w:pPr>
-      <w:r>
-        <w:rPr>
-          <w:rFonts w:ascii="Arial" w:cs="Arial" w:eastAsia="Arial" w:hAnsi="Arial"/>
-        </w:rPr>
-        <w:t xml:space="preserve"/>
-      </w:r>
+        <w:rPr>
+          <w:lang w:val="nl-NL"/>
+        </w:rPr>
+      </w:pPr>
+    </w:p>
+    <w:tbl>
+      <w:tblPr>
+        <w:tblW w:w="9746" w:type="dxa"/>
+        <w:tblBorders>
+          <w:top w:val="single" w:sz="4" w:space="0" w:color="auto"/>
+          <w:left w:val="single" w:sz="4" w:space="0" w:color="auto"/>
+          <w:bottom w:val="single" w:sz="4" w:space="0" w:color="auto"/>
+          <w:right w:val="single" w:sz="4" w:space="0" w:color="auto"/>
+          <w:insideH w:val="single" w:sz="4" w:space="0" w:color="auto"/>
+          <w:insideV w:val="single" w:sz="4" w:space="0" w:color="auto"/>
+        </w:tblBorders>
+        <w:tblCellMar>
+          <w:left w:w="10" w:type="dxa"/>
+          <w:right w:w="10" w:type="dxa"/>
+        </w:tblCellMar>
+        <w:tblLook w:val="04A0" w:firstRow="1" w:lastRow="0" w:firstColumn="1" w:lastColumn="0" w:noHBand="0" w:noVBand="1"/>
+      </w:tblPr>
+      <w:tblGrid>
+        <w:gridCol w:w="2100"/>
+        <w:gridCol w:w="7646"/>
+      </w:tblGrid>
+      <w:tr>
+        <w:trPr>
+          <w:cantSplit/>
+        </w:trPr>
+        <w:tc>
+          <w:tcPr>
+            <w:tcW w:w="2100" w:type="dxa"/>
+            <w:tcBorders>
+              <w:top w:val="single" w:sz="4" w:space="0" w:color="D9D9D9"/>
+              <w:left w:val="single" w:sz="4" w:space="0" w:color="D9D9D9"/>
+              <w:bottom w:val="single" w:sz="4" w:space="0" w:color="D9D9D9"/>
+              <w:right w:val="single" w:sz="4" w:space="0" w:color="D9D9D9"/>
+            </w:tcBorders>
+            <w:shd w:val="clear" w:color="auto" w:fill="F4F4F4"/>
+            <w:tcMar>
+              <w:top w:w="90" w:type="dxa"/>
+              <w:left w:w="130" w:type="dxa"/>
+              <w:bottom w:w="90" w:type="dxa"/>
+              <w:right w:w="130" w:type="dxa"/>
+            </w:tcMar>
+          </w:tcPr>
+          <w:p>
+            <w:pPr>
+              <w:spacing w:after="30"/>
+              <w:rPr>
+                <w:lang w:val="nl-NL"/>
+              </w:rPr>
+            </w:pPr>
+            <w:r>
+              <w:rPr>
+                <w:b/>
+                <w:bCs/>
+                <w:sz w:val="19"/>
+                <w:szCs w:val="19"/>
+                <w:lang w:val="nl-NL"/>
+              </w:rPr>
+              <w:t xml:space="preserve">Wanneer</w:t>
+            </w:r>
+          </w:p>
+        </w:tc>
+        <w:tc>
+          <w:tcPr>
+            <w:tcW w:w="7646" w:type="dxa"/>
+            <w:tcBorders>
+              <w:top w:val="single" w:sz="4" w:space="0" w:color="D9D9D9"/>
+              <w:left w:val="single" w:sz="4" w:space="0" w:color="D9D9D9"/>
+              <w:bottom w:val="single" w:sz="4" w:space="0" w:color="D9D9D9"/>
+              <w:right w:val="single" w:sz="4" w:space="0" w:color="D9D9D9"/>
+            </w:tcBorders>
+            <w:tcMar>
+              <w:top w:w="90" w:type="dxa"/>
+              <w:left w:w="130" w:type="dxa"/>
+              <w:bottom w:w="90" w:type="dxa"/>
+              <w:right w:w="130" w:type="dxa"/>
+            </w:tcMar>
+          </w:tcPr>
+          <w:p>
+            <w:pPr>
+              <w:rPr>
+                <w:lang w:val="nl-NL"/>
+              </w:rPr>
+            </w:pPr>
+            <w:r>
+              <w:rPr>
+                <w:sz w:val="18"/>
+                <w:szCs w:val="18"/>
+                <w:lang w:val="nl-NL"/>
+              </w:rPr>
+              <w:t xml:space="preserve">Na elke brainstorm, en bij elke sprintplanning.</w:t>
+            </w:r>
+          </w:p>
+        </w:tc>
+      </w:tr>
+      <w:tr>
+        <w:trPr>
+          <w:cantSplit/>
+        </w:trPr>
+        <w:tc>
+          <w:tcPr>
+            <w:tcW w:w="2100" w:type="dxa"/>
+            <w:tcBorders>
+              <w:top w:val="single" w:sz="4" w:space="0" w:color="D9D9D9"/>
+              <w:left w:val="single" w:sz="4" w:space="0" w:color="D9D9D9"/>
+              <w:bottom w:val="single" w:sz="4" w:space="0" w:color="D9D9D9"/>
+              <w:right w:val="single" w:sz="4" w:space="0" w:color="D9D9D9"/>
+            </w:tcBorders>
+            <w:shd w:val="clear" w:color="auto" w:fill="F4F4F4"/>
+            <w:tcMar>
+              <w:top w:w="90" w:type="dxa"/>
+              <w:left w:w="130" w:type="dxa"/>
+              <w:bottom w:w="90" w:type="dxa"/>
+              <w:right w:w="130" w:type="dxa"/>
+            </w:tcMar>
+          </w:tcPr>
+          <w:p>
+            <w:pPr>
+              <w:spacing w:after="30"/>
+              <w:rPr>
+                <w:lang w:val="nl-NL"/>
+              </w:rPr>
+            </w:pPr>
+            <w:r>
+              <w:rPr>
+                <w:b/>
+                <w:bCs/>
+                <w:sz w:val="19"/>
+                <w:szCs w:val="19"/>
+                <w:lang w:val="nl-NL"/>
+              </w:rPr>
+              <w:t xml:space="preserve">Wat lever je op</w:t>
+            </w:r>
+          </w:p>
+        </w:tc>
+        <w:tc>
+          <w:tcPr>
+            <w:tcW w:w="7646" w:type="dxa"/>
+            <w:tcBorders>
+              <w:top w:val="single" w:sz="4" w:space="0" w:color="D9D9D9"/>
+              <w:left w:val="single" w:sz="4" w:space="0" w:color="D9D9D9"/>
+              <w:bottom w:val="single" w:sz="4" w:space="0" w:color="D9D9D9"/>
+              <w:right w:val="single" w:sz="4" w:space="0" w:color="D9D9D9"/>
+            </w:tcBorders>
+            <w:tcMar>
+              <w:top w:w="90" w:type="dxa"/>
+              <w:left w:w="130" w:type="dxa"/>
+              <w:bottom w:w="90" w:type="dxa"/>
+              <w:right w:w="130" w:type="dxa"/>
+            </w:tcMar>
+          </w:tcPr>
+          <w:p>
+            <w:pPr>
+              <w:rPr>
+                <w:lang w:val="nl-NL"/>
+              </w:rPr>
+            </w:pPr>
+            <w:r>
+              <w:rPr>
+                <w:sz w:val="18"/>
+                <w:szCs w:val="18"/>
+                <w:lang w:val="nl-NL"/>
+              </w:rPr>
+              <w:t xml:space="preserve">Een ingevulde MoSCoW en matrix, die je vertaalt naar je backlog (zie 02 Scrum &amp; kanban).</w:t>
+            </w:r>
+          </w:p>
+        </w:tc>
+      </w:tr>
+      <w:tr>
+        <w:trPr>
+          <w:cantSplit/>
+        </w:trPr>
+        <w:tc>
+          <w:tcPr>
+            <w:tcW w:w="2100" w:type="dxa"/>
+            <w:tcBorders>
+              <w:top w:val="single" w:sz="4" w:space="0" w:color="D9D9D9"/>
+              <w:left w:val="single" w:sz="4" w:space="0" w:color="D9D9D9"/>
+              <w:bottom w:val="single" w:sz="4" w:space="0" w:color="D9D9D9"/>
+              <w:right w:val="single" w:sz="4" w:space="0" w:color="D9D9D9"/>
+            </w:tcBorders>
+            <w:shd w:val="clear" w:color="auto" w:fill="F4F4F4"/>
+            <w:tcMar>
+              <w:top w:w="90" w:type="dxa"/>
+              <w:left w:w="130" w:type="dxa"/>
+              <w:bottom w:w="90" w:type="dxa"/>
+              <w:right w:w="130" w:type="dxa"/>
+            </w:tcMar>
+          </w:tcPr>
+          <w:p>
+            <w:pPr>
+              <w:spacing w:after="30"/>
+              <w:rPr>
+                <w:lang w:val="nl-NL"/>
+              </w:rPr>
+            </w:pPr>
+            <w:r>
+              <w:rPr>
+                <w:b/>
+                <w:bCs/>
+                <w:sz w:val="19"/>
+                <w:szCs w:val="19"/>
+                <w:lang w:val="nl-NL"/>
+              </w:rPr>
+              <w:t xml:space="preserve">Namen en datum</w:t>
+            </w:r>
+          </w:p>
+        </w:tc>
+        <w:tc>
+          <w:tcPr>
+            <w:tcW w:w="7646" w:type="dxa"/>
+            <w:tcBorders>
+              <w:top w:val="single" w:sz="4" w:space="0" w:color="D9D9D9"/>
+              <w:left w:val="single" w:sz="4" w:space="0" w:color="D9D9D9"/>
+              <w:bottom w:val="single" w:sz="4" w:space="0" w:color="D9D9D9"/>
+              <w:right w:val="single" w:sz="4" w:space="0" w:color="D9D9D9"/>
+            </w:tcBorders>
+            <w:tcMar>
+              <w:top w:w="90" w:type="dxa"/>
+              <w:left w:w="130" w:type="dxa"/>
+              <w:bottom w:w="90" w:type="dxa"/>
+              <w:right w:w="130" w:type="dxa"/>
+            </w:tcMar>
+          </w:tcPr>
+          <w:p>
+            <w:pPr>
+              <w:spacing w:before="40" w:after="40"/>
+              <w:rPr>
+                <w:lang w:val="nl-NL"/>
+              </w:rPr>
+            </w:pPr>
+            <w:r>
+              <w:rPr>
+                <w:i/>
+                <w:iCs/>
+                <w:color w:val="595959"/>
+                <w:sz w:val="18"/>
+                <w:szCs w:val="18"/>
+                <w:lang w:val="nl-NL"/>
+              </w:rPr>
+              <w:t xml:space="preserve">[ namen ]   ·   [ opdrachtgever ]   ·   [ datum ]</w:t>
+            </w:r>
+          </w:p>
+        </w:tc>
+      </w:tr>
+    </w:tbl>
+    <w:p>
+      <w:pPr>
+        <w:spacing w:after="120"/>
+        <w:rPr>
+          <w:lang w:val="nl-NL"/>
+        </w:rPr>
+      </w:pPr>
     </w:p>
     <w:p>
       <w:pPr>
         <w:keepNext/>
         <w:pBdr>
-          <w:bottom w:val="single" w:color="E5007D" w:sz="8" w:space="4"/>
+          <w:bottom w:val="single" w:sz="8" w:space="4" w:color="E5007D"/>
         </w:pBdr>
-        <w:spacing w:after="140" w:before="360"/>
+        <w:spacing w:before="360" w:after="140"/>
+        <w:rPr>
+          <w:lang w:val="nl-NL"/>
+        </w:rPr>
       </w:pPr>
       <w:r>
         <w:rPr>
-          <w:rFonts w:ascii="Arial" w:cs="Arial" w:eastAsia="Arial" w:hAnsi="Arial"/>
           <w:b/>
           <w:bCs/>
           <w:color w:val="E5007D"/>
           <w:sz w:val="28"/>
           <w:szCs w:val="28"/>
+          <w:lang w:val="nl-NL"/>
         </w:rPr>
         <w:t xml:space="preserve">Waarom prioriteren?</w:t>
       </w:r>
     </w:p>
     <w:p>
       <w:pPr>
-        <w:spacing w:after="120" w:before="0" w:line="264"/>
+        <w:spacing w:after="120" w:line="264" w:lineRule="auto"/>
+        <w:rPr>
+          <w:lang w:val="nl-NL"/>
+        </w:rPr>
       </w:pPr>
       <w:r>
         <w:rPr>
-          <w:rFonts w:ascii="Arial" w:cs="Arial" w:eastAsia="Arial" w:hAnsi="Arial"/>
-        </w:rPr>
-        <w:t xml:space="preserve">Na een brainstorm (11) heb je vaak meer ideeen dan tijd. Prioriteren helpt je kiezen waar je je energie op zet, zodat je aan de juiste dingen werkt. Het is de besluitvorming uit het BOB-model (11): van veel ideeen naar een paar scherpe keuzes.</w:t>
+          <w:lang w:val="nl-NL"/>
+        </w:rPr>
+        <w:t xml:space="preserve">Na een brainstorm (zie 11 Brainstorm) heb je vaak meer ideeën dan tijd. Prioriteren helpt je kiezen waar je je energie op zet, zodat je aan de juiste dingen werkt. Het is de besluitvorming uit het BOB-model: van veel ideeën naar een paar scherpe keuzes.</w:t>
       </w:r>
     </w:p>
     <w:p>
       <w:pPr>
-        <w:spacing w:after="120" w:before="0" w:line="264"/>
+        <w:spacing w:after="120" w:line="264" w:lineRule="auto"/>
+        <w:rPr>
+          <w:lang w:val="nl-NL"/>
+        </w:rPr>
       </w:pPr>
       <w:r>
         <w:rPr>
-          <w:rFonts w:ascii="Arial" w:cs="Arial" w:eastAsia="Arial" w:hAnsi="Arial"/>
-        </w:rPr>
-        <w:t xml:space="preserve">Je prioriteert steeds opnieuw: bij je sprintplanning (02) en elke keer dat je je richting bijstelt (04). Twee tools helpen daarbij: MoSCoW en de impact/inspanning-matrix. Gebruik degene die past, of allebei.</w:t>
+          <w:lang w:val="nl-NL"/>
+        </w:rPr>
+        <w:t xml:space="preserve">Je prioriteert steeds opnieuw: bij je sprintplanning en elke keer dat je je richting bijstelt (zie 04 Aanpakplan). Twee gereedschappen helpen daarbij: MoSCoW en de impact/inspanning-matrix. Gebruik degene die past, of allebei.</w:t>
       </w:r>
     </w:p>
     <w:p>
       <w:pPr>
         <w:keepNext/>
         <w:pBdr>
-          <w:bottom w:val="single" w:color="E5007D" w:sz="8" w:space="4"/>
+          <w:bottom w:val="single" w:sz="8" w:space="4" w:color="E5007D"/>
         </w:pBdr>
-        <w:spacing w:after="140" w:before="360"/>
+        <w:spacing w:before="360" w:after="140"/>
+        <w:rPr>
+          <w:lang w:val="nl-NL"/>
+        </w:rPr>
       </w:pPr>
       <w:r>
         <w:rPr>
-          <w:rFonts w:ascii="Arial" w:cs="Arial" w:eastAsia="Arial" w:hAnsi="Arial"/>
           <w:b/>
           <w:bCs/>
           <w:color w:val="E5007D"/>
           <w:sz w:val="28"/>
           <w:szCs w:val="28"/>
-        </w:rPr>
-        <w:t xml:space="preserve">Tool 1: MoSCoW</w:t>
+          <w:lang w:val="nl-NL"/>
+        </w:rPr>
+        <w:t xml:space="preserve">Gereedschap 1: MoSCoW</w:t>
       </w:r>
     </w:p>
     <w:p>
       <w:pPr>
-        <w:spacing w:after="120" w:before="0" w:line="264"/>
+        <w:spacing w:after="120" w:line="264" w:lineRule="auto"/>
+        <w:rPr>
+          <w:lang w:val="nl-NL"/>
+        </w:rPr>
       </w:pPr>
       <w:r>
         <w:rPr>
-          <w:rFonts w:ascii="Arial" w:cs="Arial" w:eastAsia="Arial" w:hAnsi="Arial"/>
-        </w:rPr>
-        <w:t xml:space="preserve">MoSCoW verdeelt je ideeen of eisen in vier categorieen op prioriteit. Het dwingt je te kiezen wat echt moet, en wat kan wachten. De naam komt uit het agile projectmanagement (DSDM).</w:t>
+          <w:lang w:val="nl-NL"/>
+        </w:rPr>
+        <w:t xml:space="preserve">MoSCoW verdeelt je ideeën of eisen in vier categorieën op prioriteit. Het dwingt je te kiezen wat echt moet, en wat kan wachten. De naam komt uit het agile projectmanagement.</w:t>
       </w:r>
     </w:p>
     <w:p>
       <w:pPr>
-        <w:spacing w:after="60" w:before="80"/>
+        <w:spacing w:before="80" w:after="60"/>
         <w:jc w:val="center"/>
       </w:pPr>
       <w:r>
+        <w:rPr>
+          <w:noProof/>
+        </w:rPr>
         <w:drawing>
           <wp:inline distT="0" distB="0" distL="0" distR="0">
             <wp:extent cx="5334000" cy="2628900"/>
-            <wp:effectExtent t="0" r="0" b="0" l="0"/>
-            <wp:docPr id="1" name="" descr="" title=""/>
+            <wp:effectExtent l="0" t="0" r="0" b="0"/>
+            <wp:docPr id="1" name="MoSCoW"/>
             <wp:cNvGraphicFramePr>
               <a:graphicFrameLocks xmlns:a="http://schemas.openxmlformats.org/drawingml/2006/main" noChangeAspect="1"/>
             </wp:cNvGraphicFramePr>
@@ -184,13 +468,13 @@
               <a:graphicData uri="http://schemas.openxmlformats.org/drawingml/2006/picture">
                 <pic:pic xmlns:pic="http://schemas.openxmlformats.org/drawingml/2006/picture">
                   <pic:nvPicPr>
-                    <pic:cNvPr id="0" name="" descr=""/>
+                    <pic:cNvPr id="0" name=""/>
                     <pic:cNvPicPr>
                       <a:picLocks noChangeAspect="1" noChangeArrowheads="1"/>
                     </pic:cNvPicPr>
                   </pic:nvPicPr>
                   <pic:blipFill>
-                    <a:blip r:embed="rId9" cstate="none"/>
+                    <a:blip r:embed="rId9"/>
                     <a:srcRect/>
                     <a:stretch>
                       <a:fillRect/>
@@ -216,414 +500,713 @@
       <w:pPr>
         <w:spacing w:after="120"/>
         <w:jc w:val="center"/>
+        <w:rPr>
+          <w:lang w:val="nl-NL"/>
+        </w:rPr>
       </w:pPr>
       <w:r>
         <w:rPr>
-          <w:rFonts w:ascii="Arial" w:cs="Arial" w:eastAsia="Arial" w:hAnsi="Arial"/>
           <w:i/>
           <w:iCs/>
           <w:color w:val="595959"/>
           <w:sz w:val="16"/>
           <w:szCs w:val="16"/>
+          <w:lang w:val="nl-NL"/>
         </w:rPr>
         <w:t xml:space="preserve">MoSCoW: van wat moet (boven) naar wat bewust wacht (onder).</w:t>
       </w:r>
     </w:p>
     <w:p>
       <w:pPr>
-        <w:keepNext/>
-        <w:spacing w:after="100" w:before="240"/>
+        <w:spacing w:after="120" w:line="264" w:lineRule="auto"/>
+        <w:rPr>
+          <w:lang w:val="nl-NL"/>
+        </w:rPr>
       </w:pPr>
       <w:r>
         <w:rPr>
-          <w:rFonts w:ascii="Arial" w:cs="Arial" w:eastAsia="Arial" w:hAnsi="Arial"/>
-          <w:b/>
-          <w:bCs/>
-          <w:color w:val="1A1A1A"/>
-          <w:sz w:val="23"/>
-          <w:szCs w:val="23"/>
-        </w:rPr>
-        <w:t xml:space="preserve">Invulbaar: jouw MoSCoW</w:t>
+          <w:lang w:val="nl-NL"/>
+        </w:rPr>
+        <w:t xml:space="preserve">Vul per categorie in, en zet erbij waarom iets daar staat. Dat gesprek is belangrijker dan de indeling zelf.</w:t>
       </w:r>
     </w:p>
     <w:tbl>
       <w:tblPr>
-        <w:tblW w:type="dxa" w:w="9746"/>
+        <w:tblW w:w="9746" w:type="dxa"/>
         <w:tblBorders>
-          <w:top w:val="single" w:color="auto" w:sz="4"/>
-          <w:left w:val="single" w:color="auto" w:sz="4"/>
-          <w:bottom w:val="single" w:color="auto" w:sz="4"/>
-          <w:right w:val="single" w:color="auto" w:sz="4"/>
-          <w:insideH w:val="single" w:color="auto" w:sz="4"/>
-          <w:insideV w:val="single" w:color="auto" w:sz="4"/>
+          <w:top w:val="single" w:sz="4" w:space="0" w:color="auto"/>
+          <w:left w:val="single" w:sz="4" w:space="0" w:color="auto"/>
+          <w:bottom w:val="single" w:sz="4" w:space="0" w:color="auto"/>
+          <w:right w:val="single" w:sz="4" w:space="0" w:color="auto"/>
+          <w:insideH w:val="single" w:sz="4" w:space="0" w:color="auto"/>
+          <w:insideV w:val="single" w:sz="4" w:space="0" w:color="auto"/>
         </w:tblBorders>
+        <w:tblCellMar>
+          <w:left w:w="10" w:type="dxa"/>
+          <w:right w:w="10" w:type="dxa"/>
+        </w:tblCellMar>
+        <w:tblLook w:val="04A0" w:firstRow="1" w:lastRow="0" w:firstColumn="1" w:lastColumn="0" w:noHBand="0" w:noVBand="1"/>
       </w:tblPr>
       <w:tblGrid>
-        <w:gridCol w:w="3000"/>
-        <w:gridCol w:w="6746"/>
+        <w:gridCol w:w="2600"/>
+        <w:gridCol w:w="7146"/>
       </w:tblGrid>
       <w:tr>
         <w:trPr>
-          <w:tblHeader/>
+          <w:cantSplit/>
+          <w:trHeight w:val="2600" w:hRule="atLeast"/>
         </w:trPr>
         <w:tc>
           <w:tcPr>
-            <w:tcW w:type="dxa" w:w="3000"/>
+            <w:tcW w:w="2600" w:type="dxa"/>
             <w:tcBorders>
-              <w:top w:val="single" w:color="D9D9D9" w:sz="4"/>
-              <w:left w:val="single" w:color="D9D9D9" w:sz="4"/>
-              <w:bottom w:val="single" w:color="D9D9D9" w:sz="4"/>
-              <w:right w:val="single" w:color="D9D9D9" w:sz="4"/>
+              <w:top w:val="single" w:sz="4" w:space="0" w:color="D9D9D9"/>
+              <w:left w:val="single" w:sz="4" w:space="0" w:color="D9D9D9"/>
+              <w:bottom w:val="single" w:sz="4" w:space="0" w:color="D9D9D9"/>
+              <w:right w:val="single" w:sz="4" w:space="0" w:color="D9D9D9"/>
             </w:tcBorders>
-            <w:shd w:fill="E5007D" w:color="auto" w:val="clear"/>
+            <w:shd w:val="clear" w:color="auto" w:fill="F4F4F4"/>
             <w:tcMar>
-              <w:top w:type="dxa" w:w="70"/>
-              <w:left w:type="dxa" w:w="120"/>
-              <w:bottom w:type="dxa" w:w="70"/>
-              <w:right w:type="dxa" w:w="120"/>
+              <w:top w:w="90" w:type="dxa"/>
+              <w:left w:w="130" w:type="dxa"/>
+              <w:bottom w:w="90" w:type="dxa"/>
+              <w:right w:w="130" w:type="dxa"/>
             </w:tcMar>
           </w:tcPr>
           <w:p>
-            <w:r>
-              <w:rPr>
-                <w:rFonts w:ascii="Arial" w:cs="Arial" w:eastAsia="Arial" w:hAnsi="Arial"/>
-                <w:b/>
-                <w:bCs/>
-                <w:color w:val="FFFFFF"/>
-                <w:sz w:val="18"/>
-                <w:szCs w:val="18"/>
-              </w:rPr>
-              <w:t xml:space="preserve">Categorie</w:t>
+            <w:pPr>
+              <w:spacing w:after="30"/>
+              <w:rPr>
+                <w:lang w:val="nl-NL"/>
+              </w:rPr>
+            </w:pPr>
+            <w:r>
+              <w:rPr>
+                <w:b/>
+                <w:bCs/>
+                <w:sz w:val="19"/>
+                <w:szCs w:val="19"/>
+                <w:lang w:val="nl-NL"/>
+              </w:rPr>
+              <w:t xml:space="preserve">Must have</w:t>
+            </w:r>
+          </w:p>
+          <w:p>
+            <w:pPr>
+              <w:rPr>
+                <w:lang w:val="nl-NL"/>
+              </w:rPr>
+            </w:pPr>
+            <w:r>
+              <w:rPr>
+                <w:i/>
+                <w:iCs/>
+                <w:color w:val="E5007D"/>
+                <w:sz w:val="17"/>
+                <w:szCs w:val="17"/>
+                <w:lang w:val="nl-NL"/>
+              </w:rPr>
+              <w:t xml:space="preserve">Zonder dit faalt het project</w:t>
             </w:r>
           </w:p>
         </w:tc>
         <w:tc>
           <w:tcPr>
-            <w:tcW w:type="dxa" w:w="6746"/>
+            <w:tcW w:w="7146" w:type="dxa"/>
             <w:tcBorders>
-              <w:top w:val="single" w:color="D9D9D9" w:sz="4"/>
-              <w:left w:val="single" w:color="D9D9D9" w:sz="4"/>
-              <w:bottom w:val="single" w:color="D9D9D9" w:sz="4"/>
-              <w:right w:val="single" w:color="D9D9D9" w:sz="4"/>
+              <w:top w:val="single" w:sz="4" w:space="0" w:color="D9D9D9"/>
+              <w:left w:val="single" w:sz="4" w:space="0" w:color="D9D9D9"/>
+              <w:bottom w:val="single" w:sz="4" w:space="0" w:color="D9D9D9"/>
+              <w:right w:val="single" w:sz="4" w:space="0" w:color="D9D9D9"/>
             </w:tcBorders>
-            <w:shd w:fill="E5007D" w:color="auto" w:val="clear"/>
             <w:tcMar>
-              <w:top w:type="dxa" w:w="70"/>
-              <w:left w:type="dxa" w:w="120"/>
-              <w:bottom w:type="dxa" w:w="70"/>
-              <w:right w:type="dxa" w:w="120"/>
+              <w:top w:w="90" w:type="dxa"/>
+              <w:left w:w="130" w:type="dxa"/>
+              <w:bottom w:w="90" w:type="dxa"/>
+              <w:right w:w="130" w:type="dxa"/>
             </w:tcMar>
           </w:tcPr>
           <w:p>
-            <w:r>
-              <w:rPr>
-                <w:rFonts w:ascii="Arial" w:cs="Arial" w:eastAsia="Arial" w:hAnsi="Arial"/>
-                <w:b/>
-                <w:bCs/>
-                <w:color w:val="FFFFFF"/>
-                <w:sz w:val="18"/>
-                <w:szCs w:val="18"/>
-              </w:rPr>
-              <w:t xml:space="preserve">Wat valt hieronder in jouw project?</w:t>
-            </w:r>
-          </w:p>
-        </w:tc>
-      </w:tr>
-      <w:tr>
-        <w:tc>
-          <w:tcPr>
-            <w:tcW w:type="dxa" w:w="3000"/>
-            <w:tcBorders>
-              <w:top w:val="single" w:color="D9D9D9" w:sz="4"/>
-              <w:left w:val="single" w:color="D9D9D9" w:sz="4"/>
-              <w:bottom w:val="single" w:color="D9D9D9" w:sz="4"/>
-              <w:right w:val="single" w:color="D9D9D9" w:sz="4"/>
-            </w:tcBorders>
-            <w:tcMar>
-              <w:top w:type="dxa" w:w="95"/>
-              <w:left w:type="dxa" w:w="120"/>
-              <w:bottom w:type="dxa" w:w="95"/>
-              <w:right w:type="dxa" w:w="120"/>
-            </w:tcMar>
-            <w:vAlign w:val="top"/>
-          </w:tcPr>
-          <w:p>
-            <w:r>
-              <w:rPr>
-                <w:rFonts w:ascii="Arial" w:cs="Arial" w:eastAsia="Arial" w:hAnsi="Arial"/>
-                <w:b/>
-                <w:bCs/>
-                <w:sz w:val="18"/>
-                <w:szCs w:val="18"/>
-              </w:rPr>
-              <w:t xml:space="preserve">Must have</w:t>
-            </w:r>
-          </w:p>
-        </w:tc>
-        <w:tc>
-          <w:tcPr>
-            <w:tcW w:type="dxa" w:w="6746"/>
-            <w:tcBorders>
-              <w:top w:val="single" w:color="D9D9D9" w:sz="4"/>
-              <w:left w:val="single" w:color="D9D9D9" w:sz="4"/>
-              <w:bottom w:val="single" w:color="D9D9D9" w:sz="4"/>
-              <w:right w:val="single" w:color="D9D9D9" w:sz="4"/>
-            </w:tcBorders>
-            <w:tcMar>
-              <w:top w:type="dxa" w:w="95"/>
-              <w:left w:type="dxa" w:w="120"/>
-              <w:bottom w:type="dxa" w:w="95"/>
-              <w:right w:type="dxa" w:w="120"/>
-            </w:tcMar>
-            <w:vAlign w:val="top"/>
-          </w:tcPr>
-          <w:p>
-            <w:r>
-              <w:rPr>
-                <w:rFonts w:ascii="Arial" w:cs="Arial" w:eastAsia="Arial" w:hAnsi="Arial"/>
+            <w:pPr>
+              <w:spacing w:after="60"/>
+              <w:rPr>
+                <w:lang w:val="nl-NL"/>
+              </w:rPr>
+            </w:pPr>
+            <w:r>
+              <w:rPr>
+                <w:i/>
+                <w:iCs/>
+                <w:color w:val="595959"/>
+                <w:sz w:val="17"/>
+                <w:szCs w:val="17"/>
+                <w:lang w:val="nl-NL"/>
+              </w:rPr>
+              <w:t xml:space="preserve">Wees streng. Als alles een Must is, heb je niet geprioriteerd.</w:t>
+            </w:r>
+          </w:p>
+          <w:p>
+            <w:pPr>
+              <w:spacing w:before="40" w:after="40"/>
+              <w:rPr>
+                <w:lang w:val="nl-NL"/>
+              </w:rPr>
+            </w:pPr>
+            <w:r>
+              <w:rPr>
                 <w:i/>
                 <w:iCs/>
                 <w:color w:val="595959"/>
                 <w:sz w:val="18"/>
                 <w:szCs w:val="18"/>
-              </w:rPr>
-              <w:t xml:space="preserve">[ vul in ]</w:t>
-            </w:r>
+                <w:lang w:val="nl-NL"/>
+              </w:rPr>
+              <w:t xml:space="preserve">[ vul hier in ]</w:t>
+            </w:r>
+          </w:p>
+          <w:p>
+            <w:pPr>
+              <w:spacing w:before="40" w:after="40"/>
+              <w:rPr>
+                <w:lang w:val="nl-NL"/>
+              </w:rPr>
+            </w:pPr>
+          </w:p>
+          <w:p>
+            <w:pPr>
+              <w:spacing w:before="40" w:after="40"/>
+              <w:rPr>
+                <w:lang w:val="nl-NL"/>
+              </w:rPr>
+            </w:pPr>
+          </w:p>
+          <w:p>
+            <w:pPr>
+              <w:spacing w:before="40" w:after="40"/>
+              <w:rPr>
+                <w:lang w:val="nl-NL"/>
+              </w:rPr>
+            </w:pPr>
+          </w:p>
+          <w:p>
+            <w:pPr>
+              <w:spacing w:before="40" w:after="40"/>
+              <w:rPr>
+                <w:lang w:val="nl-NL"/>
+              </w:rPr>
+            </w:pPr>
+          </w:p>
+          <w:p>
+            <w:pPr>
+              <w:spacing w:before="40" w:after="40"/>
+              <w:rPr>
+                <w:lang w:val="nl-NL"/>
+              </w:rPr>
+            </w:pPr>
           </w:p>
         </w:tc>
       </w:tr>
       <w:tr>
+        <w:trPr>
+          <w:cantSplit/>
+          <w:trHeight w:val="2400" w:hRule="atLeast"/>
+        </w:trPr>
         <w:tc>
           <w:tcPr>
-            <w:tcW w:type="dxa" w:w="3000"/>
+            <w:tcW w:w="2600" w:type="dxa"/>
             <w:tcBorders>
-              <w:top w:val="single" w:color="D9D9D9" w:sz="4"/>
-              <w:left w:val="single" w:color="D9D9D9" w:sz="4"/>
-              <w:bottom w:val="single" w:color="D9D9D9" w:sz="4"/>
-              <w:right w:val="single" w:color="D9D9D9" w:sz="4"/>
+              <w:top w:val="single" w:sz="4" w:space="0" w:color="D9D9D9"/>
+              <w:left w:val="single" w:sz="4" w:space="0" w:color="D9D9D9"/>
+              <w:bottom w:val="single" w:sz="4" w:space="0" w:color="D9D9D9"/>
+              <w:right w:val="single" w:sz="4" w:space="0" w:color="D9D9D9"/>
             </w:tcBorders>
+            <w:shd w:val="clear" w:color="auto" w:fill="F4F4F4"/>
             <w:tcMar>
-              <w:top w:type="dxa" w:w="95"/>
-              <w:left w:type="dxa" w:w="120"/>
-              <w:bottom w:type="dxa" w:w="95"/>
-              <w:right w:type="dxa" w:w="120"/>
+              <w:top w:w="90" w:type="dxa"/>
+              <w:left w:w="130" w:type="dxa"/>
+              <w:bottom w:w="90" w:type="dxa"/>
+              <w:right w:w="130" w:type="dxa"/>
             </w:tcMar>
-            <w:vAlign w:val="top"/>
           </w:tcPr>
           <w:p>
-            <w:r>
-              <w:rPr>
-                <w:rFonts w:ascii="Arial" w:cs="Arial" w:eastAsia="Arial" w:hAnsi="Arial"/>
-                <w:b/>
-                <w:bCs/>
-                <w:sz w:val="18"/>
-                <w:szCs w:val="18"/>
+            <w:pPr>
+              <w:spacing w:after="30"/>
+              <w:rPr>
+                <w:lang w:val="nl-NL"/>
+              </w:rPr>
+            </w:pPr>
+            <w:r>
+              <w:rPr>
+                <w:b/>
+                <w:bCs/>
+                <w:sz w:val="19"/>
+                <w:szCs w:val="19"/>
+                <w:lang w:val="nl-NL"/>
               </w:rPr>
               <w:t xml:space="preserve">Should have</w:t>
+            </w:r>
+          </w:p>
+          <w:p>
+            <w:pPr>
+              <w:rPr>
+                <w:lang w:val="nl-NL"/>
+              </w:rPr>
+            </w:pPr>
+            <w:r>
+              <w:rPr>
+                <w:i/>
+                <w:iCs/>
+                <w:color w:val="E5007D"/>
+                <w:sz w:val="17"/>
+                <w:szCs w:val="17"/>
+                <w:lang w:val="nl-NL"/>
+              </w:rPr>
+              <w:t xml:space="preserve">Belangrijk, maar niet fataal</w:t>
             </w:r>
           </w:p>
         </w:tc>
         <w:tc>
           <w:tcPr>
-            <w:tcW w:type="dxa" w:w="6746"/>
+            <w:tcW w:w="7146" w:type="dxa"/>
             <w:tcBorders>
-              <w:top w:val="single" w:color="D9D9D9" w:sz="4"/>
-              <w:left w:val="single" w:color="D9D9D9" w:sz="4"/>
-              <w:bottom w:val="single" w:color="D9D9D9" w:sz="4"/>
-              <w:right w:val="single" w:color="D9D9D9" w:sz="4"/>
+              <w:top w:val="single" w:sz="4" w:space="0" w:color="D9D9D9"/>
+              <w:left w:val="single" w:sz="4" w:space="0" w:color="D9D9D9"/>
+              <w:bottom w:val="single" w:sz="4" w:space="0" w:color="D9D9D9"/>
+              <w:right w:val="single" w:sz="4" w:space="0" w:color="D9D9D9"/>
             </w:tcBorders>
             <w:tcMar>
-              <w:top w:type="dxa" w:w="95"/>
-              <w:left w:type="dxa" w:w="120"/>
-              <w:bottom w:type="dxa" w:w="95"/>
-              <w:right w:type="dxa" w:w="120"/>
+              <w:top w:w="90" w:type="dxa"/>
+              <w:left w:w="130" w:type="dxa"/>
+              <w:bottom w:w="90" w:type="dxa"/>
+              <w:right w:w="130" w:type="dxa"/>
             </w:tcMar>
-            <w:vAlign w:val="top"/>
           </w:tcPr>
           <w:p>
-            <w:r>
-              <w:rPr>
-                <w:rFonts w:ascii="Arial" w:cs="Arial" w:eastAsia="Arial" w:hAnsi="Arial"/>
+            <w:pPr>
+              <w:spacing w:after="60"/>
+              <w:rPr>
+                <w:lang w:val="nl-NL"/>
+              </w:rPr>
+            </w:pPr>
+            <w:r>
+              <w:rPr>
+                <w:i/>
+                <w:iCs/>
+                <w:color w:val="595959"/>
+                <w:sz w:val="17"/>
+                <w:szCs w:val="17"/>
+                <w:lang w:val="nl-NL"/>
+              </w:rPr>
+              <w:t xml:space="preserve">Wat je graag wilt, maar wat later kan als het krap wordt.</w:t>
+            </w:r>
+          </w:p>
+          <w:p>
+            <w:pPr>
+              <w:spacing w:before="40" w:after="40"/>
+              <w:rPr>
+                <w:lang w:val="nl-NL"/>
+              </w:rPr>
+            </w:pPr>
+            <w:r>
+              <w:rPr>
                 <w:i/>
                 <w:iCs/>
                 <w:color w:val="595959"/>
                 <w:sz w:val="18"/>
                 <w:szCs w:val="18"/>
-              </w:rPr>
-              <w:t xml:space="preserve">[ vul in ]</w:t>
-            </w:r>
+                <w:lang w:val="nl-NL"/>
+              </w:rPr>
+              <w:t xml:space="preserve">[ vul hier in ]</w:t>
+            </w:r>
+          </w:p>
+          <w:p>
+            <w:pPr>
+              <w:spacing w:before="40" w:after="40"/>
+              <w:rPr>
+                <w:lang w:val="nl-NL"/>
+              </w:rPr>
+            </w:pPr>
+          </w:p>
+          <w:p>
+            <w:pPr>
+              <w:spacing w:before="40" w:after="40"/>
+              <w:rPr>
+                <w:lang w:val="nl-NL"/>
+              </w:rPr>
+            </w:pPr>
+          </w:p>
+          <w:p>
+            <w:pPr>
+              <w:spacing w:before="40" w:after="40"/>
+              <w:rPr>
+                <w:lang w:val="nl-NL"/>
+              </w:rPr>
+            </w:pPr>
+          </w:p>
+          <w:p>
+            <w:pPr>
+              <w:spacing w:before="40" w:after="40"/>
+              <w:rPr>
+                <w:lang w:val="nl-NL"/>
+              </w:rPr>
+            </w:pPr>
           </w:p>
         </w:tc>
       </w:tr>
       <w:tr>
+        <w:trPr>
+          <w:cantSplit/>
+          <w:trHeight w:val="2400" w:hRule="atLeast"/>
+        </w:trPr>
         <w:tc>
           <w:tcPr>
-            <w:tcW w:type="dxa" w:w="3000"/>
+            <w:tcW w:w="2600" w:type="dxa"/>
             <w:tcBorders>
-              <w:top w:val="single" w:color="D9D9D9" w:sz="4"/>
-              <w:left w:val="single" w:color="D9D9D9" w:sz="4"/>
-              <w:bottom w:val="single" w:color="D9D9D9" w:sz="4"/>
-              <w:right w:val="single" w:color="D9D9D9" w:sz="4"/>
+              <w:top w:val="single" w:sz="4" w:space="0" w:color="D9D9D9"/>
+              <w:left w:val="single" w:sz="4" w:space="0" w:color="D9D9D9"/>
+              <w:bottom w:val="single" w:sz="4" w:space="0" w:color="D9D9D9"/>
+              <w:right w:val="single" w:sz="4" w:space="0" w:color="D9D9D9"/>
             </w:tcBorders>
+            <w:shd w:val="clear" w:color="auto" w:fill="F4F4F4"/>
             <w:tcMar>
-              <w:top w:type="dxa" w:w="95"/>
-              <w:left w:type="dxa" w:w="120"/>
-              <w:bottom w:type="dxa" w:w="95"/>
-              <w:right w:type="dxa" w:w="120"/>
+              <w:top w:w="90" w:type="dxa"/>
+              <w:left w:w="130" w:type="dxa"/>
+              <w:bottom w:w="90" w:type="dxa"/>
+              <w:right w:w="130" w:type="dxa"/>
             </w:tcMar>
-            <w:vAlign w:val="top"/>
           </w:tcPr>
           <w:p>
-            <w:r>
-              <w:rPr>
-                <w:rFonts w:ascii="Arial" w:cs="Arial" w:eastAsia="Arial" w:hAnsi="Arial"/>
-                <w:b/>
-                <w:bCs/>
-                <w:sz w:val="18"/>
-                <w:szCs w:val="18"/>
+            <w:pPr>
+              <w:spacing w:after="30"/>
+              <w:rPr>
+                <w:lang w:val="nl-NL"/>
+              </w:rPr>
+            </w:pPr>
+            <w:r>
+              <w:rPr>
+                <w:b/>
+                <w:bCs/>
+                <w:sz w:val="19"/>
+                <w:szCs w:val="19"/>
+                <w:lang w:val="nl-NL"/>
               </w:rPr>
               <w:t xml:space="preserve">Could have</w:t>
+            </w:r>
+          </w:p>
+          <w:p>
+            <w:pPr>
+              <w:rPr>
+                <w:lang w:val="nl-NL"/>
+              </w:rPr>
+            </w:pPr>
+            <w:r>
+              <w:rPr>
+                <w:i/>
+                <w:iCs/>
+                <w:color w:val="E5007D"/>
+                <w:sz w:val="17"/>
+                <w:szCs w:val="17"/>
+                <w:lang w:val="nl-NL"/>
+              </w:rPr>
+              <w:t xml:space="preserve">Mag, als er ruimte over is</w:t>
             </w:r>
           </w:p>
         </w:tc>
         <w:tc>
           <w:tcPr>
-            <w:tcW w:type="dxa" w:w="6746"/>
+            <w:tcW w:w="7146" w:type="dxa"/>
             <w:tcBorders>
-              <w:top w:val="single" w:color="D9D9D9" w:sz="4"/>
-              <w:left w:val="single" w:color="D9D9D9" w:sz="4"/>
-              <w:bottom w:val="single" w:color="D9D9D9" w:sz="4"/>
-              <w:right w:val="single" w:color="D9D9D9" w:sz="4"/>
+              <w:top w:val="single" w:sz="4" w:space="0" w:color="D9D9D9"/>
+              <w:left w:val="single" w:sz="4" w:space="0" w:color="D9D9D9"/>
+              <w:bottom w:val="single" w:sz="4" w:space="0" w:color="D9D9D9"/>
+              <w:right w:val="single" w:sz="4" w:space="0" w:color="D9D9D9"/>
             </w:tcBorders>
             <w:tcMar>
-              <w:top w:type="dxa" w:w="95"/>
-              <w:left w:type="dxa" w:w="120"/>
-              <w:bottom w:type="dxa" w:w="95"/>
-              <w:right w:type="dxa" w:w="120"/>
+              <w:top w:w="90" w:type="dxa"/>
+              <w:left w:w="130" w:type="dxa"/>
+              <w:bottom w:w="90" w:type="dxa"/>
+              <w:right w:w="130" w:type="dxa"/>
             </w:tcMar>
-            <w:vAlign w:val="top"/>
           </w:tcPr>
           <w:p>
-            <w:r>
-              <w:rPr>
-                <w:rFonts w:ascii="Arial" w:cs="Arial" w:eastAsia="Arial" w:hAnsi="Arial"/>
+            <w:pPr>
+              <w:spacing w:after="60"/>
+              <w:rPr>
+                <w:lang w:val="nl-NL"/>
+              </w:rPr>
+            </w:pPr>
+            <w:r>
+              <w:rPr>
+                <w:i/>
+                <w:iCs/>
+                <w:color w:val="595959"/>
+                <w:sz w:val="17"/>
+                <w:szCs w:val="17"/>
+                <w:lang w:val="nl-NL"/>
+              </w:rPr>
+              <w:t xml:space="preserve">Leuke toevoegingen die het product beter maken.</w:t>
+            </w:r>
+          </w:p>
+          <w:p>
+            <w:pPr>
+              <w:spacing w:before="40" w:after="40"/>
+              <w:rPr>
+                <w:lang w:val="nl-NL"/>
+              </w:rPr>
+            </w:pPr>
+            <w:r>
+              <w:rPr>
                 <w:i/>
                 <w:iCs/>
                 <w:color w:val="595959"/>
                 <w:sz w:val="18"/>
                 <w:szCs w:val="18"/>
-              </w:rPr>
-              <w:t xml:space="preserve">[ vul in ]</w:t>
-            </w:r>
+                <w:lang w:val="nl-NL"/>
+              </w:rPr>
+              <w:t xml:space="preserve">[ vul hier in ]</w:t>
+            </w:r>
+          </w:p>
+          <w:p>
+            <w:pPr>
+              <w:spacing w:before="40" w:after="40"/>
+              <w:rPr>
+                <w:lang w:val="nl-NL"/>
+              </w:rPr>
+            </w:pPr>
+          </w:p>
+          <w:p>
+            <w:pPr>
+              <w:spacing w:before="40" w:after="40"/>
+              <w:rPr>
+                <w:lang w:val="nl-NL"/>
+              </w:rPr>
+            </w:pPr>
+          </w:p>
+          <w:p>
+            <w:pPr>
+              <w:spacing w:before="40" w:after="40"/>
+              <w:rPr>
+                <w:lang w:val="nl-NL"/>
+              </w:rPr>
+            </w:pPr>
+          </w:p>
+          <w:p>
+            <w:pPr>
+              <w:spacing w:before="40" w:after="40"/>
+              <w:rPr>
+                <w:lang w:val="nl-NL"/>
+              </w:rPr>
+            </w:pPr>
           </w:p>
         </w:tc>
       </w:tr>
       <w:tr>
+        <w:trPr>
+          <w:cantSplit/>
+          <w:trHeight w:val="2400" w:hRule="atLeast"/>
+        </w:trPr>
         <w:tc>
           <w:tcPr>
-            <w:tcW w:type="dxa" w:w="3000"/>
+            <w:tcW w:w="2600" w:type="dxa"/>
             <w:tcBorders>
-              <w:top w:val="single" w:color="D9D9D9" w:sz="4"/>
-              <w:left w:val="single" w:color="D9D9D9" w:sz="4"/>
-              <w:bottom w:val="single" w:color="D9D9D9" w:sz="4"/>
-              <w:right w:val="single" w:color="D9D9D9" w:sz="4"/>
+              <w:top w:val="single" w:sz="4" w:space="0" w:color="D9D9D9"/>
+              <w:left w:val="single" w:sz="4" w:space="0" w:color="D9D9D9"/>
+              <w:bottom w:val="single" w:sz="4" w:space="0" w:color="D9D9D9"/>
+              <w:right w:val="single" w:sz="4" w:space="0" w:color="D9D9D9"/>
             </w:tcBorders>
+            <w:shd w:val="clear" w:color="auto" w:fill="F4F4F4"/>
             <w:tcMar>
-              <w:top w:type="dxa" w:w="95"/>
-              <w:left w:type="dxa" w:w="120"/>
-              <w:bottom w:type="dxa" w:w="95"/>
-              <w:right w:type="dxa" w:w="120"/>
+              <w:top w:w="90" w:type="dxa"/>
+              <w:left w:w="130" w:type="dxa"/>
+              <w:bottom w:w="90" w:type="dxa"/>
+              <w:right w:w="130" w:type="dxa"/>
             </w:tcMar>
-            <w:vAlign w:val="top"/>
           </w:tcPr>
           <w:p>
-            <w:r>
-              <w:rPr>
-                <w:rFonts w:ascii="Arial" w:cs="Arial" w:eastAsia="Arial" w:hAnsi="Arial"/>
-                <w:b/>
-                <w:bCs/>
-                <w:sz w:val="18"/>
-                <w:szCs w:val="18"/>
+            <w:pPr>
+              <w:spacing w:after="30"/>
+              <w:rPr>
+                <w:lang w:val="nl-NL"/>
+              </w:rPr>
+            </w:pPr>
+            <w:r>
+              <w:rPr>
+                <w:b/>
+                <w:bCs/>
+                <w:sz w:val="19"/>
+                <w:szCs w:val="19"/>
+                <w:lang w:val="nl-NL"/>
               </w:rPr>
               <w:t xml:space="preserve">Won't have (nu)</w:t>
+            </w:r>
+          </w:p>
+          <w:p>
+            <w:pPr>
+              <w:rPr>
+                <w:lang w:val="nl-NL"/>
+              </w:rPr>
+            </w:pPr>
+            <w:r>
+              <w:rPr>
+                <w:i/>
+                <w:iCs/>
+                <w:color w:val="E5007D"/>
+                <w:sz w:val="17"/>
+                <w:szCs w:val="17"/>
+                <w:lang w:val="nl-NL"/>
+              </w:rPr>
+              <w:t xml:space="preserve">Bewust niet, deze keer</w:t>
             </w:r>
           </w:p>
         </w:tc>
         <w:tc>
           <w:tcPr>
-            <w:tcW w:type="dxa" w:w="6746"/>
+            <w:tcW w:w="7146" w:type="dxa"/>
             <w:tcBorders>
-              <w:top w:val="single" w:color="D9D9D9" w:sz="4"/>
-              <w:left w:val="single" w:color="D9D9D9" w:sz="4"/>
-              <w:bottom w:val="single" w:color="D9D9D9" w:sz="4"/>
-              <w:right w:val="single" w:color="D9D9D9" w:sz="4"/>
+              <w:top w:val="single" w:sz="4" w:space="0" w:color="D9D9D9"/>
+              <w:left w:val="single" w:sz="4" w:space="0" w:color="D9D9D9"/>
+              <w:bottom w:val="single" w:sz="4" w:space="0" w:color="D9D9D9"/>
+              <w:right w:val="single" w:sz="4" w:space="0" w:color="D9D9D9"/>
             </w:tcBorders>
             <w:tcMar>
-              <w:top w:type="dxa" w:w="95"/>
-              <w:left w:type="dxa" w:w="120"/>
-              <w:bottom w:type="dxa" w:w="95"/>
-              <w:right w:type="dxa" w:w="120"/>
+              <w:top w:w="90" w:type="dxa"/>
+              <w:left w:w="130" w:type="dxa"/>
+              <w:bottom w:w="90" w:type="dxa"/>
+              <w:right w:w="130" w:type="dxa"/>
             </w:tcMar>
-            <w:vAlign w:val="top"/>
           </w:tcPr>
           <w:p>
-            <w:r>
-              <w:rPr>
-                <w:rFonts w:ascii="Arial" w:cs="Arial" w:eastAsia="Arial" w:hAnsi="Arial"/>
+            <w:pPr>
+              <w:spacing w:after="60"/>
+              <w:rPr>
+                <w:lang w:val="nl-NL"/>
+              </w:rPr>
+            </w:pPr>
+            <w:r>
+              <w:rPr>
+                <w:i/>
+                <w:iCs/>
+                <w:color w:val="595959"/>
+                <w:sz w:val="17"/>
+                <w:szCs w:val="17"/>
+                <w:lang w:val="nl-NL"/>
+              </w:rPr>
+              <w:t xml:space="preserve">Zet erbij waarom niet. Dit is ook je scope-afbakening richting je opdrachtgever (zie 08 Projectpaper).</w:t>
+            </w:r>
+          </w:p>
+          <w:p>
+            <w:pPr>
+              <w:spacing w:before="40" w:after="40"/>
+              <w:rPr>
+                <w:lang w:val="nl-NL"/>
+              </w:rPr>
+            </w:pPr>
+            <w:r>
+              <w:rPr>
                 <w:i/>
                 <w:iCs/>
                 <w:color w:val="595959"/>
                 <w:sz w:val="18"/>
                 <w:szCs w:val="18"/>
-              </w:rPr>
-              <w:t xml:space="preserve">[ vul in ]</w:t>
-            </w:r>
+                <w:lang w:val="nl-NL"/>
+              </w:rPr>
+              <w:t xml:space="preserve">[ vul hier in ]</w:t>
+            </w:r>
+          </w:p>
+          <w:p>
+            <w:pPr>
+              <w:spacing w:before="40" w:after="40"/>
+              <w:rPr>
+                <w:lang w:val="nl-NL"/>
+              </w:rPr>
+            </w:pPr>
+          </w:p>
+          <w:p>
+            <w:pPr>
+              <w:spacing w:before="40" w:after="40"/>
+              <w:rPr>
+                <w:lang w:val="nl-NL"/>
+              </w:rPr>
+            </w:pPr>
+          </w:p>
+          <w:p>
+            <w:pPr>
+              <w:spacing w:before="40" w:after="40"/>
+              <w:rPr>
+                <w:lang w:val="nl-NL"/>
+              </w:rPr>
+            </w:pPr>
+          </w:p>
+          <w:p>
+            <w:pPr>
+              <w:spacing w:before="40" w:after="40"/>
+              <w:rPr>
+                <w:lang w:val="nl-NL"/>
+              </w:rPr>
+            </w:pPr>
           </w:p>
         </w:tc>
       </w:tr>
     </w:tbl>
     <w:p>
       <w:pPr>
+        <w:spacing w:after="120"/>
+        <w:rPr>
+          <w:lang w:val="nl-NL"/>
+        </w:rPr>
+      </w:pPr>
+    </w:p>
+    <w:p>
+      <w:pPr>
         <w:keepNext/>
         <w:pBdr>
-          <w:bottom w:val="single" w:color="E5007D" w:sz="8" w:space="4"/>
+          <w:bottom w:val="single" w:sz="8" w:space="4" w:color="E5007D"/>
         </w:pBdr>
-        <w:spacing w:after="140" w:before="360"/>
+        <w:spacing w:before="360" w:after="140"/>
+        <w:rPr>
+          <w:lang w:val="nl-NL"/>
+        </w:rPr>
       </w:pPr>
       <w:r>
         <w:rPr>
-          <w:rFonts w:ascii="Arial" w:cs="Arial" w:eastAsia="Arial" w:hAnsi="Arial"/>
           <w:b/>
           <w:bCs/>
           <w:color w:val="E5007D"/>
           <w:sz w:val="28"/>
           <w:szCs w:val="28"/>
-        </w:rPr>
-        <w:t xml:space="preserve">Tool 2: de impact/inspanning-matrix</w:t>
+          <w:lang w:val="nl-NL"/>
+        </w:rPr>
+        <w:t xml:space="preserve">Gereedschap 2: de impact/inspanning-matrix</w:t>
       </w:r>
     </w:p>
     <w:p>
       <w:pPr>
-        <w:spacing w:after="120" w:before="0" w:line="264"/>
+        <w:spacing w:after="120" w:line="264" w:lineRule="auto"/>
+        <w:rPr>
+          <w:lang w:val="nl-NL"/>
+        </w:rPr>
       </w:pPr>
       <w:r>
         <w:rPr>
-          <w:rFonts w:ascii="Arial" w:cs="Arial" w:eastAsia="Arial" w:hAnsi="Arial"/>
-        </w:rPr>
-        <w:t xml:space="preserve">Deze matrix zet elk idee af tegen twee vragen: hoeveel levert het op (impact), en hoeveel kost het je (inspanning)? Waar een idee terechtkomt, bepaalt of je het oppakt. Begin met de quick wins: veel impact, weinig moeite.</w:t>
+          <w:lang w:val="nl-NL"/>
+        </w:rPr>
+        <w:t xml:space="preserve">Deze matrix zet elk idee af tegen twee vragen: hoeveel levert het op, en hoeveel kost het je? Waar een idee terechtkomt, bepaalt of je het oppakt. Begin met de quick wins: veel impact, weinig moeite.</w:t>
       </w:r>
     </w:p>
     <w:p>
       <w:pPr>
-        <w:spacing w:after="60" w:before="80"/>
+        <w:spacing w:before="80" w:after="60"/>
         <w:jc w:val="center"/>
       </w:pPr>
       <w:r>
+        <w:rPr>
+          <w:noProof/>
+        </w:rPr>
         <w:drawing>
           <wp:inline distT="0" distB="0" distL="0" distR="0">
             <wp:extent cx="4476750" cy="3648075"/>
-            <wp:effectExtent t="0" r="0" b="0" l="0"/>
-            <wp:docPr id="1" name="" descr="" title=""/>
+            <wp:effectExtent l="0" t="0" r="0" b="0"/>
+            <wp:docPr id="1" name="Impact/inspanning-matrix"/>
             <wp:cNvGraphicFramePr>
               <a:graphicFrameLocks xmlns:a="http://schemas.openxmlformats.org/drawingml/2006/main" noChangeAspect="1"/>
             </wp:cNvGraphicFramePr>
@@ -631,13 +1214,13 @@
               <a:graphicData uri="http://schemas.openxmlformats.org/drawingml/2006/picture">
                 <pic:pic xmlns:pic="http://schemas.openxmlformats.org/drawingml/2006/picture">
                   <pic:nvPicPr>
-                    <pic:cNvPr id="0" name="" descr=""/>
+                    <pic:cNvPr id="0" name=""/>
                     <pic:cNvPicPr>
                       <a:picLocks noChangeAspect="1" noChangeArrowheads="1"/>
                     </pic:cNvPicPr>
                   </pic:nvPicPr>
                   <pic:blipFill>
-                    <a:blip r:embed="rId10" cstate="none"/>
+                    <a:blip r:embed="rId10"/>
                     <a:srcRect/>
                     <a:stretch>
                       <a:fillRect/>
@@ -663,79 +1246,93 @@
       <w:pPr>
         <w:spacing w:after="120"/>
         <w:jc w:val="center"/>
+        <w:rPr>
+          <w:lang w:val="nl-NL"/>
+        </w:rPr>
       </w:pPr>
       <w:r>
         <w:rPr>
-          <w:rFonts w:ascii="Arial" w:cs="Arial" w:eastAsia="Arial" w:hAnsi="Arial"/>
           <w:i/>
           <w:iCs/>
           <w:color w:val="595959"/>
           <w:sz w:val="16"/>
           <w:szCs w:val="16"/>
+          <w:lang w:val="nl-NL"/>
         </w:rPr>
         <w:t xml:space="preserve">De impact/inspanning-matrix met de aanpak per kwadrant.</w:t>
       </w:r>
     </w:p>
     <w:p>
       <w:pPr>
-        <w:keepNext/>
-        <w:spacing w:after="100" w:before="240"/>
+        <w:spacing w:after="120" w:line="264" w:lineRule="auto"/>
+        <w:rPr>
+          <w:lang w:val="nl-NL"/>
+        </w:rPr>
       </w:pPr>
       <w:r>
         <w:rPr>
-          <w:rFonts w:ascii="Arial" w:cs="Arial" w:eastAsia="Arial" w:hAnsi="Arial"/>
-          <w:b/>
-          <w:bCs/>
-          <w:color w:val="1A1A1A"/>
-          <w:sz w:val="23"/>
-          <w:szCs w:val="23"/>
-        </w:rPr>
-        <w:t xml:space="preserve">Invulbaar: jouw matrix</w:t>
-      </w:r>
-    </w:p>
-    <w:p>
-      <w:pPr>
-        <w:spacing w:after="120" w:before="0" w:line="264"/>
-      </w:pPr>
-      <w:r>
-        <w:rPr>
-          <w:rFonts w:ascii="Arial" w:cs="Arial" w:eastAsia="Arial" w:hAnsi="Arial"/>
-        </w:rPr>
-        <w:t xml:space="preserve">Plaats je ideeen in het juiste vak. Lees de impact van onder (laag) naar boven (hoog) en de inspanning van links (laag) naar rechts (hoog).</w:t>
+          <w:lang w:val="nl-NL"/>
+        </w:rPr>
+        <w:t xml:space="preserve">Plaats je ideeën in het juiste vak. Lees de impact van onder naar boven en de inspanning van links naar rechts.</w:t>
       </w:r>
     </w:p>
     <w:tbl>
       <w:tblPr>
-        <w:tblW w:type="dxa" w:w="9746"/>
+        <w:tblW w:w="9746" w:type="dxa"/>
         <w:tblBorders>
-          <w:top w:val="single" w:color="auto" w:sz="4"/>
-          <w:left w:val="single" w:color="auto" w:sz="4"/>
-          <w:bottom w:val="single" w:color="auto" w:sz="4"/>
-          <w:right w:val="single" w:color="auto" w:sz="4"/>
-          <w:insideH w:val="single" w:color="auto" w:sz="4"/>
-          <w:insideV w:val="single" w:color="auto" w:sz="4"/>
+          <w:top w:val="single" w:sz="4" w:space="0" w:color="auto"/>
+          <w:left w:val="single" w:sz="4" w:space="0" w:color="auto"/>
+          <w:bottom w:val="single" w:sz="4" w:space="0" w:color="auto"/>
+          <w:right w:val="single" w:sz="4" w:space="0" w:color="auto"/>
+          <w:insideH w:val="single" w:sz="4" w:space="0" w:color="auto"/>
+          <w:insideV w:val="single" w:sz="4" w:space="0" w:color="auto"/>
         </w:tblBorders>
+        <w:tblCellMar>
+          <w:left w:w="10" w:type="dxa"/>
+          <w:right w:w="10" w:type="dxa"/>
+        </w:tblCellMar>
+        <w:tblLook w:val="04A0" w:firstRow="1" w:lastRow="0" w:firstColumn="1" w:lastColumn="0" w:noHBand="0" w:noVBand="1"/>
       </w:tblPr>
       <w:tblGrid>
-        <w:gridCol w:w="1100"/>
-        <w:gridCol w:w="4323"/>
-        <w:gridCol w:w="4323"/>
+        <w:gridCol w:w="1400"/>
+        <w:gridCol w:w="4173"/>
+        <w:gridCol w:w="4173"/>
       </w:tblGrid>
       <w:tr>
+        <w:trPr>
+          <w:tblHeader/>
+        </w:trPr>
         <w:tc>
           <w:tcPr>
-            <w:tcW w:type="dxa" w:w="1100"/>
+            <w:tcW w:w="1400" w:type="dxa"/>
             <w:tcBorders>
-              <w:top w:val="none"/>
-              <w:left w:val="none"/>
-              <w:bottom w:val="single" w:color="D9D9D9" w:sz="4"/>
-              <w:right w:val="single" w:color="D9D9D9" w:sz="4"/>
+              <w:top w:val="single" w:sz="4" w:space="0" w:color="D9D9D9"/>
+              <w:left w:val="single" w:sz="4" w:space="0" w:color="D9D9D9"/>
+              <w:bottom w:val="single" w:sz="4" w:space="0" w:color="D9D9D9"/>
+              <w:right w:val="single" w:sz="4" w:space="0" w:color="D9D9D9"/>
             </w:tcBorders>
+            <w:shd w:val="clear" w:color="auto" w:fill="E5007D"/>
+            <w:tcMar>
+              <w:top w:w="70" w:type="dxa"/>
+              <w:left w:w="130" w:type="dxa"/>
+              <w:bottom w:w="70" w:type="dxa"/>
+              <w:right w:w="130" w:type="dxa"/>
+            </w:tcMar>
           </w:tcPr>
           <w:p>
-            <w:r>
-              <w:rPr>
-                <w:rFonts w:ascii="Arial" w:cs="Arial" w:eastAsia="Arial" w:hAnsi="Arial"/>
+            <w:pPr>
+              <w:rPr>
+                <w:lang w:val="nl-NL"/>
+              </w:rPr>
+            </w:pPr>
+            <w:r>
+              <w:rPr>
+                <w:b/>
+                <w:bCs/>
+                <w:color w:val="FFFFFF"/>
+                <w:sz w:val="18"/>
+                <w:szCs w:val="18"/>
+                <w:lang w:val="nl-NL"/>
               </w:rPr>
               <w:t xml:space="preserve"/>
             </w:r>
@@ -743,471 +1340,677 @@
         </w:tc>
         <w:tc>
           <w:tcPr>
-            <w:tcW w:type="dxa" w:w="4323"/>
+            <w:tcW w:w="4173" w:type="dxa"/>
             <w:tcBorders>
-              <w:top w:val="single" w:color="D9D9D9" w:sz="4"/>
-              <w:left w:val="single" w:color="D9D9D9" w:sz="4"/>
-              <w:bottom w:val="single" w:color="D9D9D9" w:sz="4"/>
-              <w:right w:val="single" w:color="D9D9D9" w:sz="4"/>
+              <w:top w:val="single" w:sz="4" w:space="0" w:color="D9D9D9"/>
+              <w:left w:val="single" w:sz="4" w:space="0" w:color="D9D9D9"/>
+              <w:bottom w:val="single" w:sz="4" w:space="0" w:color="D9D9D9"/>
+              <w:right w:val="single" w:sz="4" w:space="0" w:color="D9D9D9"/>
             </w:tcBorders>
-            <w:shd w:fill="F4F4F4" w:color="auto" w:val="clear"/>
+            <w:shd w:val="clear" w:color="auto" w:fill="E5007D"/>
             <w:tcMar>
-              <w:top w:type="dxa" w:w="60"/>
-              <w:left w:type="dxa" w:w="120"/>
-              <w:bottom w:type="dxa" w:w="60"/>
-              <w:right w:type="dxa" w:w="120"/>
+              <w:top w:w="70" w:type="dxa"/>
+              <w:left w:w="130" w:type="dxa"/>
+              <w:bottom w:w="70" w:type="dxa"/>
+              <w:right w:w="130" w:type="dxa"/>
             </w:tcMar>
           </w:tcPr>
           <w:p>
             <w:pPr>
-              <w:jc w:val="center"/>
-            </w:pPr>
-            <w:r>
-              <w:rPr>
-                <w:rFonts w:ascii="Arial" w:cs="Arial" w:eastAsia="Arial" w:hAnsi="Arial"/>
-                <w:b/>
-                <w:bCs/>
+              <w:rPr>
+                <w:lang w:val="nl-NL"/>
+              </w:rPr>
+            </w:pPr>
+            <w:r>
+              <w:rPr>
+                <w:b/>
+                <w:bCs/>
+                <w:color w:val="FFFFFF"/>
+                <w:sz w:val="18"/>
+                <w:szCs w:val="18"/>
+                <w:lang w:val="nl-NL"/>
+              </w:rPr>
+              <w:t xml:space="preserve">Lage inspanning</w:t>
+            </w:r>
+          </w:p>
+        </w:tc>
+        <w:tc>
+          <w:tcPr>
+            <w:tcW w:w="4173" w:type="dxa"/>
+            <w:tcBorders>
+              <w:top w:val="single" w:sz="4" w:space="0" w:color="D9D9D9"/>
+              <w:left w:val="single" w:sz="4" w:space="0" w:color="D9D9D9"/>
+              <w:bottom w:val="single" w:sz="4" w:space="0" w:color="D9D9D9"/>
+              <w:right w:val="single" w:sz="4" w:space="0" w:color="D9D9D9"/>
+            </w:tcBorders>
+            <w:shd w:val="clear" w:color="auto" w:fill="E5007D"/>
+            <w:tcMar>
+              <w:top w:w="70" w:type="dxa"/>
+              <w:left w:w="130" w:type="dxa"/>
+              <w:bottom w:w="70" w:type="dxa"/>
+              <w:right w:w="130" w:type="dxa"/>
+            </w:tcMar>
+          </w:tcPr>
+          <w:p>
+            <w:pPr>
+              <w:rPr>
+                <w:lang w:val="nl-NL"/>
+              </w:rPr>
+            </w:pPr>
+            <w:r>
+              <w:rPr>
+                <w:b/>
+                <w:bCs/>
+                <w:color w:val="FFFFFF"/>
+                <w:sz w:val="18"/>
+                <w:szCs w:val="18"/>
+                <w:lang w:val="nl-NL"/>
+              </w:rPr>
+              <w:t xml:space="preserve">Hoge inspanning</w:t>
+            </w:r>
+          </w:p>
+        </w:tc>
+      </w:tr>
+      <w:tr>
+        <w:trPr>
+          <w:cantSplit/>
+          <w:trHeight w:val="3200" w:hRule="atLeast"/>
+        </w:trPr>
+        <w:tc>
+          <w:tcPr>
+            <w:tcW w:w="1400" w:type="dxa"/>
+            <w:tcBorders>
+              <w:top w:val="single" w:sz="4" w:space="0" w:color="D9D9D9"/>
+              <w:left w:val="single" w:sz="4" w:space="0" w:color="D9D9D9"/>
+              <w:bottom w:val="single" w:sz="4" w:space="0" w:color="D9D9D9"/>
+              <w:right w:val="single" w:sz="4" w:space="0" w:color="D9D9D9"/>
+            </w:tcBorders>
+            <w:shd w:val="clear" w:color="auto" w:fill="F4F4F4"/>
+            <w:tcMar>
+              <w:top w:w="90" w:type="dxa"/>
+              <w:left w:w="130" w:type="dxa"/>
+              <w:bottom w:w="90" w:type="dxa"/>
+              <w:right w:w="130" w:type="dxa"/>
+            </w:tcMar>
+          </w:tcPr>
+          <w:p>
+            <w:pPr>
+              <w:spacing w:after="30"/>
+              <w:rPr>
+                <w:lang w:val="nl-NL"/>
+              </w:rPr>
+            </w:pPr>
+            <w:r>
+              <w:rPr>
+                <w:b/>
+                <w:bCs/>
+                <w:sz w:val="19"/>
+                <w:szCs w:val="19"/>
+                <w:lang w:val="nl-NL"/>
+              </w:rPr>
+              <w:t xml:space="preserve">Hoge impact</w:t>
+            </w:r>
+          </w:p>
+        </w:tc>
+        <w:tc>
+          <w:tcPr>
+            <w:tcW w:w="4173" w:type="dxa"/>
+            <w:tcBorders>
+              <w:top w:val="single" w:sz="4" w:space="0" w:color="D9D9D9"/>
+              <w:left w:val="single" w:sz="4" w:space="0" w:color="D9D9D9"/>
+              <w:bottom w:val="single" w:sz="4" w:space="0" w:color="D9D9D9"/>
+              <w:right w:val="single" w:sz="4" w:space="0" w:color="D9D9D9"/>
+            </w:tcBorders>
+            <w:tcMar>
+              <w:top w:w="90" w:type="dxa"/>
+              <w:left w:w="130" w:type="dxa"/>
+              <w:bottom w:w="90" w:type="dxa"/>
+              <w:right w:w="130" w:type="dxa"/>
+            </w:tcMar>
+          </w:tcPr>
+          <w:p>
+            <w:pPr>
+              <w:rPr>
+                <w:lang w:val="nl-NL"/>
+              </w:rPr>
+            </w:pPr>
+            <w:r>
+              <w:rPr>
+                <w:b/>
+                <w:bCs/>
+                <w:sz w:val="19"/>
+                <w:szCs w:val="19"/>
+                <w:lang w:val="nl-NL"/>
+              </w:rPr>
+              <w:t xml:space="preserve">Quick wins</w:t>
+            </w:r>
+          </w:p>
+          <w:p>
+            <w:pPr>
+              <w:spacing w:after="60"/>
+              <w:rPr>
+                <w:lang w:val="nl-NL"/>
+              </w:rPr>
+            </w:pPr>
+            <w:r>
+              <w:rPr>
+                <w:i/>
+                <w:iCs/>
                 <w:color w:val="595959"/>
                 <w:sz w:val="17"/>
                 <w:szCs w:val="17"/>
-              </w:rPr>
-              <w:t xml:space="preserve">Lage inspanning</w:t>
-            </w:r>
-          </w:p>
-        </w:tc>
-        <w:tc>
-          <w:tcPr>
-            <w:tcW w:type="dxa" w:w="4323"/>
-            <w:tcBorders>
-              <w:top w:val="single" w:color="D9D9D9" w:sz="4"/>
-              <w:left w:val="single" w:color="D9D9D9" w:sz="4"/>
-              <w:bottom w:val="single" w:color="D9D9D9" w:sz="4"/>
-              <w:right w:val="single" w:color="D9D9D9" w:sz="4"/>
-            </w:tcBorders>
-            <w:shd w:fill="F4F4F4" w:color="auto" w:val="clear"/>
-            <w:tcMar>
-              <w:top w:type="dxa" w:w="60"/>
-              <w:left w:type="dxa" w:w="120"/>
-              <w:bottom w:type="dxa" w:w="60"/>
-              <w:right w:type="dxa" w:w="120"/>
-            </w:tcMar>
-          </w:tcPr>
-          <w:p>
-            <w:pPr>
-              <w:jc w:val="center"/>
-            </w:pPr>
-            <w:r>
-              <w:rPr>
-                <w:rFonts w:ascii="Arial" w:cs="Arial" w:eastAsia="Arial" w:hAnsi="Arial"/>
-                <w:b/>
-                <w:bCs/>
-                <w:color w:val="595959"/>
-                <w:sz w:val="17"/>
-                <w:szCs w:val="17"/>
-              </w:rPr>
-              <w:t xml:space="preserve">Hoge inspanning</w:t>
-            </w:r>
-          </w:p>
-        </w:tc>
-      </w:tr>
-      <w:tr>
-        <w:tc>
-          <w:tcPr>
-            <w:tcW w:type="dxa" w:w="1100"/>
-            <w:tcBorders>
-              <w:top w:val="single" w:color="D9D9D9" w:sz="4"/>
-              <w:left w:val="single" w:color="D9D9D9" w:sz="4"/>
-              <w:bottom w:val="single" w:color="D9D9D9" w:sz="4"/>
-              <w:right w:val="single" w:color="D9D9D9" w:sz="4"/>
-            </w:tcBorders>
-            <w:shd w:fill="F4F4F4" w:color="auto" w:val="clear"/>
-            <w:tcMar>
-              <w:top w:type="dxa" w:w="60"/>
-              <w:left w:type="dxa" w:w="100"/>
-              <w:bottom w:type="dxa" w:w="60"/>
-              <w:right w:type="dxa" w:w="100"/>
-            </w:tcMar>
-            <w:vAlign w:val="center"/>
-          </w:tcPr>
-          <w:p>
-            <w:pPr>
-              <w:jc w:val="center"/>
-            </w:pPr>
-            <w:r>
-              <w:rPr>
-                <w:rFonts w:ascii="Arial" w:cs="Arial" w:eastAsia="Arial" w:hAnsi="Arial"/>
-                <w:b/>
-                <w:bCs/>
-                <w:color w:val="595959"/>
-                <w:sz w:val="17"/>
-                <w:szCs w:val="17"/>
-              </w:rPr>
-              <w:t xml:space="preserve">Hoge impact</w:t>
-            </w:r>
-          </w:p>
-        </w:tc>
-        <w:tc>
-          <w:tcPr>
-            <w:tcW w:type="dxa" w:w="4323"/>
-            <w:tcBorders>
-              <w:top w:val="single" w:color="D9D9D9" w:sz="4"/>
-              <w:left w:val="single" w:color="D9D9D9" w:sz="4"/>
-              <w:bottom w:val="single" w:color="D9D9D9" w:sz="4"/>
-              <w:right w:val="single" w:color="D9D9D9" w:sz="4"/>
-            </w:tcBorders>
-            <w:tcMar>
-              <w:top w:type="dxa" w:w="90"/>
-              <w:left w:type="dxa" w:w="130"/>
-              <w:bottom w:type="dxa" w:w="150"/>
-              <w:right w:type="dxa" w:w="130"/>
-            </w:tcMar>
-            <w:vAlign w:val="top"/>
-          </w:tcPr>
-          <w:p>
-            <w:pPr>
-              <w:spacing w:after="80"/>
-            </w:pPr>
-            <w:r>
-              <w:rPr>
-                <w:rFonts w:ascii="Arial" w:cs="Arial" w:eastAsia="Arial" w:hAnsi="Arial"/>
-                <w:b/>
-                <w:bCs/>
-                <w:color w:val="E5007D"/>
-                <w:sz w:val="19"/>
-                <w:szCs w:val="19"/>
-              </w:rPr>
-              <w:t xml:space="preserve">Quick wins</w:t>
-            </w:r>
-          </w:p>
-          <w:p>
-            <w:pPr>
-              <w:spacing w:after="40" w:before="40"/>
-            </w:pPr>
-            <w:r>
-              <w:rPr>
-                <w:rFonts w:ascii="Arial" w:cs="Arial" w:eastAsia="Arial" w:hAnsi="Arial"/>
+                <w:lang w:val="nl-NL"/>
+              </w:rPr>
+              <w:t xml:space="preserve">Doen, als eerste. Waarom is dit weinig moeite?</w:t>
+            </w:r>
+          </w:p>
+          <w:p>
+            <w:pPr>
+              <w:spacing w:before="40" w:after="40"/>
+              <w:rPr>
+                <w:lang w:val="nl-NL"/>
+              </w:rPr>
+            </w:pPr>
+            <w:r>
+              <w:rPr>
                 <w:i/>
                 <w:iCs/>
                 <w:color w:val="595959"/>
                 <w:sz w:val="18"/>
                 <w:szCs w:val="18"/>
+                <w:lang w:val="nl-NL"/>
               </w:rPr>
               <w:t xml:space="preserve">[ vul hier in ]</w:t>
             </w:r>
           </w:p>
           <w:p>
             <w:pPr>
-              <w:spacing w:after="40" w:before="40"/>
-            </w:pPr>
-            <w:r>
-              <w:rPr>
-                <w:rFonts w:ascii="Arial" w:cs="Arial" w:eastAsia="Arial" w:hAnsi="Arial"/>
+              <w:spacing w:before="40" w:after="40"/>
+              <w:rPr>
+                <w:lang w:val="nl-NL"/>
+              </w:rPr>
+            </w:pPr>
+          </w:p>
+          <w:p>
+            <w:pPr>
+              <w:spacing w:before="40" w:after="40"/>
+              <w:rPr>
+                <w:lang w:val="nl-NL"/>
+              </w:rPr>
+            </w:pPr>
+          </w:p>
+          <w:p>
+            <w:pPr>
+              <w:spacing w:before="40" w:after="40"/>
+              <w:rPr>
+                <w:lang w:val="nl-NL"/>
+              </w:rPr>
+            </w:pPr>
+          </w:p>
+          <w:p>
+            <w:pPr>
+              <w:spacing w:before="40" w:after="40"/>
+              <w:rPr>
+                <w:lang w:val="nl-NL"/>
+              </w:rPr>
+            </w:pPr>
+          </w:p>
+          <w:p>
+            <w:pPr>
+              <w:spacing w:before="40" w:after="40"/>
+              <w:rPr>
+                <w:lang w:val="nl-NL"/>
+              </w:rPr>
+            </w:pPr>
+          </w:p>
+        </w:tc>
+        <w:tc>
+          <w:tcPr>
+            <w:tcW w:w="4173" w:type="dxa"/>
+            <w:tcBorders>
+              <w:top w:val="single" w:sz="4" w:space="0" w:color="D9D9D9"/>
+              <w:left w:val="single" w:sz="4" w:space="0" w:color="D9D9D9"/>
+              <w:bottom w:val="single" w:sz="4" w:space="0" w:color="D9D9D9"/>
+              <w:right w:val="single" w:sz="4" w:space="0" w:color="D9D9D9"/>
+            </w:tcBorders>
+            <w:tcMar>
+              <w:top w:w="90" w:type="dxa"/>
+              <w:left w:w="130" w:type="dxa"/>
+              <w:bottom w:w="90" w:type="dxa"/>
+              <w:right w:w="130" w:type="dxa"/>
+            </w:tcMar>
+          </w:tcPr>
+          <w:p>
+            <w:pPr>
+              <w:rPr>
+                <w:lang w:val="nl-NL"/>
+              </w:rPr>
+            </w:pPr>
+            <w:r>
+              <w:rPr>
+                <w:b/>
+                <w:bCs/>
+                <w:sz w:val="19"/>
+                <w:szCs w:val="19"/>
+                <w:lang w:val="nl-NL"/>
+              </w:rPr>
+              <w:t xml:space="preserve">Grote projecten</w:t>
+            </w:r>
+          </w:p>
+          <w:p>
+            <w:pPr>
+              <w:spacing w:after="60"/>
+              <w:rPr>
+                <w:lang w:val="nl-NL"/>
+              </w:rPr>
+            </w:pPr>
+            <w:r>
+              <w:rPr>
+                <w:i/>
+                <w:iCs/>
+                <w:color w:val="595959"/>
+                <w:sz w:val="17"/>
+                <w:szCs w:val="17"/>
+                <w:lang w:val="nl-NL"/>
+              </w:rPr>
+              <w:t xml:space="preserve">Plan in en deel op. Wat is de eerste stap?</w:t>
+            </w:r>
+          </w:p>
+          <w:p>
+            <w:pPr>
+              <w:spacing w:before="40" w:after="40"/>
+              <w:rPr>
+                <w:lang w:val="nl-NL"/>
+              </w:rPr>
+            </w:pPr>
+            <w:r>
+              <w:rPr>
                 <w:i/>
                 <w:iCs/>
                 <w:color w:val="595959"/>
                 <w:sz w:val="18"/>
                 <w:szCs w:val="18"/>
+                <w:lang w:val="nl-NL"/>
               </w:rPr>
               <w:t xml:space="preserve">[ vul hier in ]</w:t>
+            </w:r>
+          </w:p>
+          <w:p>
+            <w:pPr>
+              <w:spacing w:before="40" w:after="40"/>
+              <w:rPr>
+                <w:lang w:val="nl-NL"/>
+              </w:rPr>
+            </w:pPr>
+          </w:p>
+          <w:p>
+            <w:pPr>
+              <w:spacing w:before="40" w:after="40"/>
+              <w:rPr>
+                <w:lang w:val="nl-NL"/>
+              </w:rPr>
+            </w:pPr>
+          </w:p>
+          <w:p>
+            <w:pPr>
+              <w:spacing w:before="40" w:after="40"/>
+              <w:rPr>
+                <w:lang w:val="nl-NL"/>
+              </w:rPr>
+            </w:pPr>
+          </w:p>
+          <w:p>
+            <w:pPr>
+              <w:spacing w:before="40" w:after="40"/>
+              <w:rPr>
+                <w:lang w:val="nl-NL"/>
+              </w:rPr>
+            </w:pPr>
+          </w:p>
+          <w:p>
+            <w:pPr>
+              <w:spacing w:before="40" w:after="40"/>
+              <w:rPr>
+                <w:lang w:val="nl-NL"/>
+              </w:rPr>
+            </w:pPr>
+          </w:p>
+        </w:tc>
+      </w:tr>
+      <w:tr>
+        <w:trPr>
+          <w:cantSplit/>
+          <w:trHeight w:val="3200" w:hRule="atLeast"/>
+        </w:trPr>
+        <w:tc>
+          <w:tcPr>
+            <w:tcW w:w="1400" w:type="dxa"/>
+            <w:tcBorders>
+              <w:top w:val="single" w:sz="4" w:space="0" w:color="D9D9D9"/>
+              <w:left w:val="single" w:sz="4" w:space="0" w:color="D9D9D9"/>
+              <w:bottom w:val="single" w:sz="4" w:space="0" w:color="D9D9D9"/>
+              <w:right w:val="single" w:sz="4" w:space="0" w:color="D9D9D9"/>
+            </w:tcBorders>
+            <w:shd w:val="clear" w:color="auto" w:fill="F4F4F4"/>
+            <w:tcMar>
+              <w:top w:w="90" w:type="dxa"/>
+              <w:left w:w="130" w:type="dxa"/>
+              <w:bottom w:w="90" w:type="dxa"/>
+              <w:right w:w="130" w:type="dxa"/>
+            </w:tcMar>
+          </w:tcPr>
+          <w:p>
+            <w:pPr>
+              <w:spacing w:after="30"/>
+              <w:rPr>
+                <w:lang w:val="nl-NL"/>
+              </w:rPr>
+            </w:pPr>
+            <w:r>
+              <w:rPr>
+                <w:b/>
+                <w:bCs/>
+                <w:sz w:val="19"/>
+                <w:szCs w:val="19"/>
+                <w:lang w:val="nl-NL"/>
+              </w:rPr>
+              <w:t xml:space="preserve">Lage impact</w:t>
             </w:r>
           </w:p>
         </w:tc>
         <w:tc>
           <w:tcPr>
-            <w:tcW w:type="dxa" w:w="4323"/>
+            <w:tcW w:w="4173" w:type="dxa"/>
             <w:tcBorders>
-              <w:top w:val="single" w:color="D9D9D9" w:sz="4"/>
-              <w:left w:val="single" w:color="D9D9D9" w:sz="4"/>
-              <w:bottom w:val="single" w:color="D9D9D9" w:sz="4"/>
-              <w:right w:val="single" w:color="D9D9D9" w:sz="4"/>
+              <w:top w:val="single" w:sz="4" w:space="0" w:color="D9D9D9"/>
+              <w:left w:val="single" w:sz="4" w:space="0" w:color="D9D9D9"/>
+              <w:bottom w:val="single" w:sz="4" w:space="0" w:color="D9D9D9"/>
+              <w:right w:val="single" w:sz="4" w:space="0" w:color="D9D9D9"/>
             </w:tcBorders>
             <w:tcMar>
-              <w:top w:type="dxa" w:w="90"/>
-              <w:left w:type="dxa" w:w="130"/>
-              <w:bottom w:type="dxa" w:w="150"/>
-              <w:right w:type="dxa" w:w="130"/>
+              <w:top w:w="90" w:type="dxa"/>
+              <w:left w:w="130" w:type="dxa"/>
+              <w:bottom w:w="90" w:type="dxa"/>
+              <w:right w:w="130" w:type="dxa"/>
             </w:tcMar>
-            <w:vAlign w:val="top"/>
           </w:tcPr>
           <w:p>
             <w:pPr>
-              <w:spacing w:after="80"/>
-            </w:pPr>
-            <w:r>
-              <w:rPr>
-                <w:rFonts w:ascii="Arial" w:cs="Arial" w:eastAsia="Arial" w:hAnsi="Arial"/>
-                <w:b/>
-                <w:bCs/>
-                <w:color w:val="E5007D"/>
+              <w:rPr>
+                <w:lang w:val="nl-NL"/>
+              </w:rPr>
+            </w:pPr>
+            <w:r>
+              <w:rPr>
+                <w:b/>
+                <w:bCs/>
                 <w:sz w:val="19"/>
                 <w:szCs w:val="19"/>
-              </w:rPr>
-              <w:t xml:space="preserve">Grote projecten</w:t>
-            </w:r>
-          </w:p>
-          <w:p>
-            <w:pPr>
-              <w:spacing w:after="40" w:before="40"/>
-            </w:pPr>
-            <w:r>
-              <w:rPr>
-                <w:rFonts w:ascii="Arial" w:cs="Arial" w:eastAsia="Arial" w:hAnsi="Arial"/>
+                <w:lang w:val="nl-NL"/>
+              </w:rPr>
+              <w:t xml:space="preserve">Tussendoor</w:t>
+            </w:r>
+          </w:p>
+          <w:p>
+            <w:pPr>
+              <w:spacing w:after="60"/>
+              <w:rPr>
+                <w:lang w:val="nl-NL"/>
+              </w:rPr>
+            </w:pPr>
+            <w:r>
+              <w:rPr>
+                <w:i/>
+                <w:iCs/>
+                <w:color w:val="595959"/>
+                <w:sz w:val="17"/>
+                <w:szCs w:val="17"/>
+                <w:lang w:val="nl-NL"/>
+              </w:rPr>
+              <w:t xml:space="preserve">Alleen als er tijd is.</w:t>
+            </w:r>
+          </w:p>
+          <w:p>
+            <w:pPr>
+              <w:spacing w:before="40" w:after="40"/>
+              <w:rPr>
+                <w:lang w:val="nl-NL"/>
+              </w:rPr>
+            </w:pPr>
+            <w:r>
+              <w:rPr>
                 <w:i/>
                 <w:iCs/>
                 <w:color w:val="595959"/>
                 <w:sz w:val="18"/>
                 <w:szCs w:val="18"/>
+                <w:lang w:val="nl-NL"/>
               </w:rPr>
               <w:t xml:space="preserve">[ vul hier in ]</w:t>
             </w:r>
           </w:p>
           <w:p>
             <w:pPr>
-              <w:spacing w:after="40" w:before="40"/>
-            </w:pPr>
-            <w:r>
-              <w:rPr>
-                <w:rFonts w:ascii="Arial" w:cs="Arial" w:eastAsia="Arial" w:hAnsi="Arial"/>
+              <w:spacing w:before="40" w:after="40"/>
+              <w:rPr>
+                <w:lang w:val="nl-NL"/>
+              </w:rPr>
+            </w:pPr>
+          </w:p>
+          <w:p>
+            <w:pPr>
+              <w:spacing w:before="40" w:after="40"/>
+              <w:rPr>
+                <w:lang w:val="nl-NL"/>
+              </w:rPr>
+            </w:pPr>
+          </w:p>
+          <w:p>
+            <w:pPr>
+              <w:spacing w:before="40" w:after="40"/>
+              <w:rPr>
+                <w:lang w:val="nl-NL"/>
+              </w:rPr>
+            </w:pPr>
+          </w:p>
+          <w:p>
+            <w:pPr>
+              <w:spacing w:before="40" w:after="40"/>
+              <w:rPr>
+                <w:lang w:val="nl-NL"/>
+              </w:rPr>
+            </w:pPr>
+          </w:p>
+          <w:p>
+            <w:pPr>
+              <w:spacing w:before="40" w:after="40"/>
+              <w:rPr>
+                <w:lang w:val="nl-NL"/>
+              </w:rPr>
+            </w:pPr>
+          </w:p>
+        </w:tc>
+        <w:tc>
+          <w:tcPr>
+            <w:tcW w:w="4173" w:type="dxa"/>
+            <w:tcBorders>
+              <w:top w:val="single" w:sz="4" w:space="0" w:color="D9D9D9"/>
+              <w:left w:val="single" w:sz="4" w:space="0" w:color="D9D9D9"/>
+              <w:bottom w:val="single" w:sz="4" w:space="0" w:color="D9D9D9"/>
+              <w:right w:val="single" w:sz="4" w:space="0" w:color="D9D9D9"/>
+            </w:tcBorders>
+            <w:tcMar>
+              <w:top w:w="90" w:type="dxa"/>
+              <w:left w:w="130" w:type="dxa"/>
+              <w:bottom w:w="90" w:type="dxa"/>
+              <w:right w:w="130" w:type="dxa"/>
+            </w:tcMar>
+          </w:tcPr>
+          <w:p>
+            <w:pPr>
+              <w:rPr>
+                <w:lang w:val="nl-NL"/>
+              </w:rPr>
+            </w:pPr>
+            <w:r>
+              <w:rPr>
+                <w:b/>
+                <w:bCs/>
+                <w:sz w:val="19"/>
+                <w:szCs w:val="19"/>
+                <w:lang w:val="nl-NL"/>
+              </w:rPr>
+              <w:t xml:space="preserve">Niet doen</w:t>
+            </w:r>
+          </w:p>
+          <w:p>
+            <w:pPr>
+              <w:spacing w:after="60"/>
+              <w:rPr>
+                <w:lang w:val="nl-NL"/>
+              </w:rPr>
+            </w:pPr>
+            <w:r>
+              <w:rPr>
+                <w:i/>
+                <w:iCs/>
+                <w:color w:val="595959"/>
+                <w:sz w:val="17"/>
+                <w:szCs w:val="17"/>
+                <w:lang w:val="nl-NL"/>
+              </w:rPr>
+              <w:t xml:space="preserve">Vermijden. Waarom laat je dit los?</w:t>
+            </w:r>
+          </w:p>
+          <w:p>
+            <w:pPr>
+              <w:spacing w:before="40" w:after="40"/>
+              <w:rPr>
+                <w:lang w:val="nl-NL"/>
+              </w:rPr>
+            </w:pPr>
+            <w:r>
+              <w:rPr>
                 <w:i/>
                 <w:iCs/>
                 <w:color w:val="595959"/>
                 <w:sz w:val="18"/>
                 <w:szCs w:val="18"/>
+                <w:lang w:val="nl-NL"/>
               </w:rPr>
               <w:t xml:space="preserve">[ vul hier in ]</w:t>
             </w:r>
           </w:p>
-        </w:tc>
-      </w:tr>
-      <w:tr>
-        <w:tc>
-          <w:tcPr>
-            <w:tcW w:type="dxa" w:w="1100"/>
-            <w:tcBorders>
-              <w:top w:val="single" w:color="D9D9D9" w:sz="4"/>
-              <w:left w:val="single" w:color="D9D9D9" w:sz="4"/>
-              <w:bottom w:val="single" w:color="D9D9D9" w:sz="4"/>
-              <w:right w:val="single" w:color="D9D9D9" w:sz="4"/>
-            </w:tcBorders>
-            <w:shd w:fill="F4F4F4" w:color="auto" w:val="clear"/>
-            <w:tcMar>
-              <w:top w:type="dxa" w:w="60"/>
-              <w:left w:type="dxa" w:w="100"/>
-              <w:bottom w:type="dxa" w:w="60"/>
-              <w:right w:type="dxa" w:w="100"/>
-            </w:tcMar>
-            <w:vAlign w:val="center"/>
-          </w:tcPr>
-          <w:p>
-            <w:pPr>
-              <w:jc w:val="center"/>
-            </w:pPr>
-            <w:r>
-              <w:rPr>
-                <w:rFonts w:ascii="Arial" w:cs="Arial" w:eastAsia="Arial" w:hAnsi="Arial"/>
-                <w:b/>
-                <w:bCs/>
-                <w:color w:val="595959"/>
-                <w:sz w:val="17"/>
-                <w:szCs w:val="17"/>
-              </w:rPr>
-              <w:t xml:space="preserve">Lage impact</w:t>
-            </w:r>
-          </w:p>
-        </w:tc>
-        <w:tc>
-          <w:tcPr>
-            <w:tcW w:type="dxa" w:w="4323"/>
-            <w:tcBorders>
-              <w:top w:val="single" w:color="D9D9D9" w:sz="4"/>
-              <w:left w:val="single" w:color="D9D9D9" w:sz="4"/>
-              <w:bottom w:val="single" w:color="D9D9D9" w:sz="4"/>
-              <w:right w:val="single" w:color="D9D9D9" w:sz="4"/>
-            </w:tcBorders>
-            <w:tcMar>
-              <w:top w:type="dxa" w:w="90"/>
-              <w:left w:type="dxa" w:w="130"/>
-              <w:bottom w:type="dxa" w:w="150"/>
-              <w:right w:type="dxa" w:w="130"/>
-            </w:tcMar>
-            <w:vAlign w:val="top"/>
-          </w:tcPr>
-          <w:p>
-            <w:pPr>
-              <w:spacing w:after="80"/>
-            </w:pPr>
-            <w:r>
-              <w:rPr>
-                <w:rFonts w:ascii="Arial" w:cs="Arial" w:eastAsia="Arial" w:hAnsi="Arial"/>
-                <w:b/>
-                <w:bCs/>
-                <w:color w:val="E5007D"/>
-                <w:sz w:val="19"/>
-                <w:szCs w:val="19"/>
-              </w:rPr>
-              <w:t xml:space="preserve">Tussendoor</w:t>
-            </w:r>
-          </w:p>
-          <w:p>
-            <w:pPr>
-              <w:spacing w:after="40" w:before="40"/>
-            </w:pPr>
-            <w:r>
-              <w:rPr>
-                <w:rFonts w:ascii="Arial" w:cs="Arial" w:eastAsia="Arial" w:hAnsi="Arial"/>
-                <w:i/>
-                <w:iCs/>
-                <w:color w:val="595959"/>
-                <w:sz w:val="18"/>
-                <w:szCs w:val="18"/>
-              </w:rPr>
-              <w:t xml:space="preserve">[ vul hier in ]</w:t>
-            </w:r>
-          </w:p>
-          <w:p>
-            <w:pPr>
-              <w:spacing w:after="40" w:before="40"/>
-            </w:pPr>
-            <w:r>
-              <w:rPr>
-                <w:rFonts w:ascii="Arial" w:cs="Arial" w:eastAsia="Arial" w:hAnsi="Arial"/>
-                <w:i/>
-                <w:iCs/>
-                <w:color w:val="595959"/>
-                <w:sz w:val="18"/>
-                <w:szCs w:val="18"/>
-              </w:rPr>
-              <w:t xml:space="preserve">[ vul hier in ]</w:t>
-            </w:r>
-          </w:p>
-        </w:tc>
-        <w:tc>
-          <w:tcPr>
-            <w:tcW w:type="dxa" w:w="4323"/>
-            <w:tcBorders>
-              <w:top w:val="single" w:color="D9D9D9" w:sz="4"/>
-              <w:left w:val="single" w:color="D9D9D9" w:sz="4"/>
-              <w:bottom w:val="single" w:color="D9D9D9" w:sz="4"/>
-              <w:right w:val="single" w:color="D9D9D9" w:sz="4"/>
-            </w:tcBorders>
-            <w:tcMar>
-              <w:top w:type="dxa" w:w="90"/>
-              <w:left w:type="dxa" w:w="130"/>
-              <w:bottom w:type="dxa" w:w="150"/>
-              <w:right w:type="dxa" w:w="130"/>
-            </w:tcMar>
-            <w:vAlign w:val="top"/>
-          </w:tcPr>
-          <w:p>
-            <w:pPr>
-              <w:spacing w:after="80"/>
-            </w:pPr>
-            <w:r>
-              <w:rPr>
-                <w:rFonts w:ascii="Arial" w:cs="Arial" w:eastAsia="Arial" w:hAnsi="Arial"/>
-                <w:b/>
-                <w:bCs/>
-                <w:color w:val="E5007D"/>
-                <w:sz w:val="19"/>
-                <w:szCs w:val="19"/>
-              </w:rPr>
-              <w:t xml:space="preserve">Niet doen</w:t>
-            </w:r>
-          </w:p>
-          <w:p>
-            <w:pPr>
-              <w:spacing w:after="40" w:before="40"/>
-            </w:pPr>
-            <w:r>
-              <w:rPr>
-                <w:rFonts w:ascii="Arial" w:cs="Arial" w:eastAsia="Arial" w:hAnsi="Arial"/>
-                <w:i/>
-                <w:iCs/>
-                <w:color w:val="595959"/>
-                <w:sz w:val="18"/>
-                <w:szCs w:val="18"/>
-              </w:rPr>
-              <w:t xml:space="preserve">[ vul hier in ]</w:t>
-            </w:r>
-          </w:p>
-          <w:p>
-            <w:pPr>
-              <w:spacing w:after="40" w:before="40"/>
-            </w:pPr>
-            <w:r>
-              <w:rPr>
-                <w:rFonts w:ascii="Arial" w:cs="Arial" w:eastAsia="Arial" w:hAnsi="Arial"/>
-                <w:i/>
-                <w:iCs/>
-                <w:color w:val="595959"/>
-                <w:sz w:val="18"/>
-                <w:szCs w:val="18"/>
-              </w:rPr>
-              <w:t xml:space="preserve">[ vul hier in ]</w:t>
-            </w:r>
+          <w:p>
+            <w:pPr>
+              <w:spacing w:before="40" w:after="40"/>
+              <w:rPr>
+                <w:lang w:val="nl-NL"/>
+              </w:rPr>
+            </w:pPr>
+          </w:p>
+          <w:p>
+            <w:pPr>
+              <w:spacing w:before="40" w:after="40"/>
+              <w:rPr>
+                <w:lang w:val="nl-NL"/>
+              </w:rPr>
+            </w:pPr>
+          </w:p>
+          <w:p>
+            <w:pPr>
+              <w:spacing w:before="40" w:after="40"/>
+              <w:rPr>
+                <w:lang w:val="nl-NL"/>
+              </w:rPr>
+            </w:pPr>
+          </w:p>
+          <w:p>
+            <w:pPr>
+              <w:spacing w:before="40" w:after="40"/>
+              <w:rPr>
+                <w:lang w:val="nl-NL"/>
+              </w:rPr>
+            </w:pPr>
+          </w:p>
+          <w:p>
+            <w:pPr>
+              <w:spacing w:before="40" w:after="40"/>
+              <w:rPr>
+                <w:lang w:val="nl-NL"/>
+              </w:rPr>
+            </w:pPr>
           </w:p>
         </w:tc>
       </w:tr>
     </w:tbl>
     <w:p>
       <w:pPr>
-        <w:spacing w:after="140"/>
-      </w:pPr>
-      <w:r>
-        <w:rPr>
-          <w:rFonts w:ascii="Arial" w:cs="Arial" w:eastAsia="Arial" w:hAnsi="Arial"/>
-        </w:rPr>
-        <w:t xml:space="preserve"/>
-      </w:r>
+        <w:spacing w:after="120"/>
+        <w:rPr>
+          <w:lang w:val="nl-NL"/>
+        </w:rPr>
+      </w:pPr>
     </w:p>
     <w:tbl>
       <w:tblPr>
-        <w:tblW w:type="dxa" w:w="9746"/>
+        <w:tblW w:w="9746" w:type="dxa"/>
         <w:tblBorders>
-          <w:top w:val="single" w:color="D9D9D9" w:sz="2" w:space="0"/>
-          <w:left w:val="single" w:color="E5007D" w:sz="28" w:space="4"/>
-          <w:bottom w:val="single" w:color="D9D9D9" w:sz="2" w:space="0"/>
-          <w:right w:val="single" w:color="D9D9D9" w:sz="2" w:space="0"/>
-          <w:insideH w:val="single" w:color="auto" w:sz="4"/>
-          <w:insideV w:val="single" w:color="auto" w:sz="4"/>
+          <w:top w:val="single" w:sz="2" w:space="0" w:color="D9D9D9"/>
+          <w:left w:val="single" w:sz="28" w:space="4" w:color="E5007D"/>
+          <w:bottom w:val="single" w:sz="2" w:space="0" w:color="D9D9D9"/>
+          <w:right w:val="single" w:sz="2" w:space="0" w:color="D9D9D9"/>
+          <w:insideH w:val="single" w:sz="4" w:space="0" w:color="auto"/>
+          <w:insideV w:val="single" w:sz="4" w:space="0" w:color="auto"/>
         </w:tblBorders>
+        <w:tblCellMar>
+          <w:left w:w="10" w:type="dxa"/>
+          <w:right w:w="10" w:type="dxa"/>
+        </w:tblCellMar>
+        <w:tblLook w:val="04A0" w:firstRow="1" w:lastRow="0" w:firstColumn="1" w:lastColumn="0" w:noHBand="0" w:noVBand="1"/>
       </w:tblPr>
       <w:tblGrid>
         <w:gridCol w:w="9746"/>
       </w:tblGrid>
       <w:tr>
+        <w:trPr>
+          <w:cantSplit/>
+        </w:trPr>
         <w:tc>
           <w:tcPr>
-            <w:tcW w:type="dxa" w:w="9746"/>
+            <w:tcW w:w="9746" w:type="dxa"/>
             <w:tcBorders>
-              <w:top w:val="single" w:color="D9D9D9" w:sz="2" w:space="0"/>
-              <w:left w:val="single" w:color="E5007D" w:sz="28" w:space="4"/>
-              <w:bottom w:val="single" w:color="D9D9D9" w:sz="2" w:space="0"/>
-              <w:right w:val="single" w:color="D9D9D9" w:sz="2" w:space="0"/>
+              <w:top w:val="single" w:sz="2" w:space="0" w:color="D9D9D9"/>
+              <w:left w:val="single" w:sz="28" w:space="4" w:color="E5007D"/>
+              <w:bottom w:val="single" w:sz="2" w:space="0" w:color="D9D9D9"/>
+              <w:right w:val="single" w:sz="2" w:space="0" w:color="D9D9D9"/>
             </w:tcBorders>
-            <w:shd w:fill="FCE7F1" w:color="auto" w:val="clear"/>
+            <w:shd w:val="clear" w:color="auto" w:fill="FCE7F1"/>
             <w:tcMar>
-              <w:top w:type="dxa" w:w="150"/>
-              <w:left w:type="dxa" w:w="240"/>
-              <w:bottom w:type="dxa" w:w="150"/>
-              <w:right w:type="dxa" w:w="220"/>
+              <w:top w:w="150" w:type="dxa"/>
+              <w:left w:w="240" w:type="dxa"/>
+              <w:bottom w:w="150" w:type="dxa"/>
+              <w:right w:w="220" w:type="dxa"/>
             </w:tcMar>
           </w:tcPr>
           <w:p>
             <w:pPr>
               <w:spacing w:after="90"/>
-            </w:pPr>
-            <w:r>
-              <w:rPr>
-                <w:rFonts w:ascii="Arial" w:cs="Arial" w:eastAsia="Arial" w:hAnsi="Arial"/>
+              <w:rPr>
+                <w:lang w:val="nl-NL"/>
+              </w:rPr>
+            </w:pPr>
+            <w:r>
+              <w:rPr>
                 <w:b/>
                 <w:bCs/>
                 <w:color w:val="E5007D"/>
                 <w:spacing w:val="30"/>
                 <w:sz w:val="17"/>
                 <w:szCs w:val="17"/>
-              </w:rPr>
-              <w:t xml:space="preserve">MEER WETEN</w:t>
+                <w:lang w:val="nl-NL"/>
+              </w:rPr>
+              <w:t xml:space="preserve">TIP</w:t>
             </w:r>
           </w:p>
           <w:p>
@@ -1215,23 +2018,26 @@
               <w:pStyle w:val="ListParagraph"/>
               <w:numPr>
                 <w:ilvl w:val="0"/>
-                <w:numId w:val="2"/>
+                <w:numId w:val="900"/>
               </w:numPr>
-              <w:spacing w:after="60" w:line="260"/>
-            </w:pPr>
-            <w:r>
-              <w:rPr>
-                <w:rFonts w:ascii="Arial" w:cs="Arial" w:eastAsia="Arial" w:hAnsi="Arial"/>
-                <w:b/>
-                <w:bCs/>
-              </w:rPr>
-              <w:t xml:space="preserve">In deze toolkit: </w:t>
-            </w:r>
-            <w:r>
-              <w:rPr>
-                <w:rFonts w:ascii="Arial" w:cs="Arial" w:eastAsia="Arial" w:hAnsi="Arial"/>
-              </w:rPr>
-              <w:t xml:space="preserve">brainstormen om ideeen te verzamelen (11), je sprintplanning om keuzes in te plannen (02), en je aanpakplan om je focus bij te stellen (04).</w:t>
+              <w:spacing w:after="90" w:line="262" w:lineRule="auto"/>
+              <w:rPr>
+                <w:lang w:val="nl-NL"/>
+              </w:rPr>
+            </w:pPr>
+            <w:r>
+              <w:rPr>
+                <w:b/>
+                <w:bCs/>
+                <w:lang w:val="nl-NL"/>
+              </w:rPr>
+              <w:t xml:space="preserve">Prioriteer samen, hardop.</w:t>
+            </w:r>
+            <w:r>
+              <w:rPr>
+                <w:lang w:val="nl-NL"/>
+              </w:rPr>
+              <w:t xml:space="preserve"> Het gesprek over waarom iets een Must of een Could is, is vaak waardevoller dan de uitkomst zelf.</w:t>
             </w:r>
           </w:p>
           <w:p>
@@ -1239,23 +2045,26 @@
               <w:pStyle w:val="ListParagraph"/>
               <w:numPr>
                 <w:ilvl w:val="0"/>
-                <w:numId w:val="2"/>
+                <w:numId w:val="900"/>
               </w:numPr>
-              <w:spacing w:after="60" w:line="260"/>
-            </w:pPr>
-            <w:r>
-              <w:rPr>
-                <w:rFonts w:ascii="Arial" w:cs="Arial" w:eastAsia="Arial" w:hAnsi="Arial"/>
-                <w:b/>
-                <w:bCs/>
-              </w:rPr>
-              <w:t xml:space="preserve">Over de methoden: </w:t>
-            </w:r>
-            <w:r>
-              <w:rPr>
-                <w:rFonts w:ascii="Arial" w:cs="Arial" w:eastAsia="Arial" w:hAnsi="Arial"/>
-              </w:rPr>
-              <w:t xml:space="preserve">MoSCoW en de impact/inspanning-matrix komen uit agile en lean projectmanagement. Zoek op “MoSCoW-methode” of “prioriteitenmatrix” voor meer uitleg en voorbeelden.</w:t>
+              <w:spacing w:after="90" w:line="262" w:lineRule="auto"/>
+              <w:rPr>
+                <w:lang w:val="nl-NL"/>
+              </w:rPr>
+            </w:pPr>
+            <w:r>
+              <w:rPr>
+                <w:b/>
+                <w:bCs/>
+                <w:lang w:val="nl-NL"/>
+              </w:rPr>
+              <w:t xml:space="preserve">Toets je prioriteiten bij je opdrachtgever.</w:t>
+            </w:r>
+            <w:r>
+              <w:rPr>
+                <w:lang w:val="nl-NL"/>
+              </w:rPr>
+              <w:t xml:space="preserve"> Wat jij belangrijk vindt, is niet altijd wat zij nodig hebben (zie 06 Opdrachtgever-afspraken).</w:t>
             </w:r>
           </w:p>
         </w:tc>
@@ -1263,72 +2072,71 @@
     </w:tbl>
     <w:p>
       <w:pPr>
-        <w:keepNext/>
-        <w:pBdr>
-          <w:bottom w:val="single" w:color="E5007D" w:sz="8" w:space="4"/>
-        </w:pBdr>
-        <w:spacing w:after="140" w:before="360"/>
-      </w:pPr>
-      <w:r>
-        <w:rPr>
-          <w:rFonts w:ascii="Arial" w:cs="Arial" w:eastAsia="Arial" w:hAnsi="Arial"/>
-          <w:b/>
-          <w:bCs/>
-          <w:color w:val="E5007D"/>
-          <w:sz w:val="28"/>
-          <w:szCs w:val="28"/>
-        </w:rPr>
-        <w:t xml:space="preserve">Tip</w:t>
-      </w:r>
+        <w:spacing w:after="120"/>
+        <w:rPr>
+          <w:lang w:val="nl-NL"/>
+        </w:rPr>
+      </w:pPr>
     </w:p>
     <w:tbl>
       <w:tblPr>
-        <w:tblW w:type="dxa" w:w="9746"/>
+        <w:tblW w:w="9746" w:type="dxa"/>
         <w:tblBorders>
-          <w:top w:val="single" w:color="D9D9D9" w:sz="2" w:space="0"/>
-          <w:left w:val="single" w:color="E5007D" w:sz="28" w:space="4"/>
-          <w:bottom w:val="single" w:color="D9D9D9" w:sz="2" w:space="0"/>
-          <w:right w:val="single" w:color="D9D9D9" w:sz="2" w:space="0"/>
-          <w:insideH w:val="single" w:color="auto" w:sz="4"/>
-          <w:insideV w:val="single" w:color="auto" w:sz="4"/>
+          <w:top w:val="single" w:sz="2" w:space="0" w:color="D9D9D9"/>
+          <w:left w:val="single" w:sz="28" w:space="4" w:color="E5007D"/>
+          <w:bottom w:val="single" w:sz="2" w:space="0" w:color="D9D9D9"/>
+          <w:right w:val="single" w:sz="2" w:space="0" w:color="D9D9D9"/>
+          <w:insideH w:val="single" w:sz="4" w:space="0" w:color="auto"/>
+          <w:insideV w:val="single" w:sz="4" w:space="0" w:color="auto"/>
         </w:tblBorders>
+        <w:tblCellMar>
+          <w:left w:w="10" w:type="dxa"/>
+          <w:right w:w="10" w:type="dxa"/>
+        </w:tblCellMar>
+        <w:tblLook w:val="04A0" w:firstRow="1" w:lastRow="0" w:firstColumn="1" w:lastColumn="0" w:noHBand="0" w:noVBand="1"/>
       </w:tblPr>
       <w:tblGrid>
         <w:gridCol w:w="9746"/>
       </w:tblGrid>
       <w:tr>
+        <w:trPr>
+          <w:cantSplit/>
+        </w:trPr>
         <w:tc>
           <w:tcPr>
-            <w:tcW w:type="dxa" w:w="9746"/>
+            <w:tcW w:w="9746" w:type="dxa"/>
             <w:tcBorders>
-              <w:top w:val="single" w:color="D9D9D9" w:sz="2" w:space="0"/>
-              <w:left w:val="single" w:color="E5007D" w:sz="28" w:space="4"/>
-              <w:bottom w:val="single" w:color="D9D9D9" w:sz="2" w:space="0"/>
-              <w:right w:val="single" w:color="D9D9D9" w:sz="2" w:space="0"/>
+              <w:top w:val="single" w:sz="2" w:space="0" w:color="D9D9D9"/>
+              <w:left w:val="single" w:sz="28" w:space="4" w:color="E5007D"/>
+              <w:bottom w:val="single" w:sz="2" w:space="0" w:color="D9D9D9"/>
+              <w:right w:val="single" w:sz="2" w:space="0" w:color="D9D9D9"/>
             </w:tcBorders>
-            <w:shd w:fill="FCE7F1" w:color="auto" w:val="clear"/>
+            <w:shd w:val="clear" w:color="auto" w:fill="FCE7F1"/>
             <w:tcMar>
-              <w:top w:type="dxa" w:w="150"/>
-              <w:left w:type="dxa" w:w="240"/>
-              <w:bottom w:type="dxa" w:w="150"/>
-              <w:right w:type="dxa" w:w="220"/>
+              <w:top w:w="150" w:type="dxa"/>
+              <w:left w:w="240" w:type="dxa"/>
+              <w:bottom w:w="150" w:type="dxa"/>
+              <w:right w:w="220" w:type="dxa"/>
             </w:tcMar>
           </w:tcPr>
           <w:p>
             <w:pPr>
               <w:spacing w:after="90"/>
-            </w:pPr>
-            <w:r>
-              <w:rPr>
-                <w:rFonts w:ascii="Arial" w:cs="Arial" w:eastAsia="Arial" w:hAnsi="Arial"/>
+              <w:rPr>
+                <w:lang w:val="nl-NL"/>
+              </w:rPr>
+            </w:pPr>
+            <w:r>
+              <w:rPr>
                 <w:b/>
                 <w:bCs/>
                 <w:color w:val="E5007D"/>
                 <w:spacing w:val="30"/>
                 <w:sz w:val="17"/>
                 <w:szCs w:val="17"/>
-              </w:rPr>
-              <w:t xml:space="preserve">TIP</w:t>
+                <w:lang w:val="nl-NL"/>
+              </w:rPr>
+              <w:t xml:space="preserve">VALKUILEN</w:t>
             </w:r>
           </w:p>
           <w:p>
@@ -1336,15 +2144,26 @@
               <w:pStyle w:val="ListParagraph"/>
               <w:numPr>
                 <w:ilvl w:val="0"/>
-                <w:numId w:val="2"/>
+                <w:numId w:val="900"/>
               </w:numPr>
-              <w:spacing w:after="60" w:line="260"/>
-            </w:pPr>
-            <w:r>
-              <w:rPr>
-                <w:rFonts w:ascii="Arial" w:cs="Arial" w:eastAsia="Arial" w:hAnsi="Arial"/>
-              </w:rPr>
-              <w:t xml:space="preserve">Prioriteer samen, hardop. Het gesprek over waarom iets een Must of een Could is, is vaak waardevoller dan de uitkomst zelf.</w:t>
+              <w:spacing w:after="90" w:line="262" w:lineRule="auto"/>
+              <w:rPr>
+                <w:lang w:val="nl-NL"/>
+              </w:rPr>
+            </w:pPr>
+            <w:r>
+              <w:rPr>
+                <w:b/>
+                <w:bCs/>
+                <w:lang w:val="nl-NL"/>
+              </w:rPr>
+              <w:t xml:space="preserve">Alles tot Must verklaren.</w:t>
+            </w:r>
+            <w:r>
+              <w:rPr>
+                <w:lang w:val="nl-NL"/>
+              </w:rPr>
+              <w:t xml:space="preserve"> Dan heb je niets gekozen. Dwing jezelf om ook Should en Could te vullen.</w:t>
             </w:r>
           </w:p>
           <w:p>
@@ -1352,15 +2171,80 @@
               <w:pStyle w:val="ListParagraph"/>
               <w:numPr>
                 <w:ilvl w:val="0"/>
-                <w:numId w:val="2"/>
+                <w:numId w:val="900"/>
               </w:numPr>
-              <w:spacing w:after="60" w:line="260"/>
-            </w:pPr>
-            <w:r>
-              <w:rPr>
-                <w:rFonts w:ascii="Arial" w:cs="Arial" w:eastAsia="Arial" w:hAnsi="Arial"/>
-              </w:rPr>
-              <w:t xml:space="preserve">Wees streng met Must. Als alles een Must is, heb je niet geprioriteerd. Houd de lijst kort.</w:t>
+              <w:spacing w:after="90" w:line="262" w:lineRule="auto"/>
+              <w:rPr>
+                <w:lang w:val="nl-NL"/>
+              </w:rPr>
+            </w:pPr>
+            <w:r>
+              <w:rPr>
+                <w:b/>
+                <w:bCs/>
+                <w:lang w:val="nl-NL"/>
+              </w:rPr>
+              <w:t xml:space="preserve">Inspanning onderschatten.</w:t>
+            </w:r>
+            <w:r>
+              <w:rPr>
+                <w:lang w:val="nl-NL"/>
+              </w:rPr>
+              <w:t xml:space="preserve"> Een idee lijkt klein tot je begint. Schat de moeite eerlijk in, anders kloppen je quick wins niet.</w:t>
+            </w:r>
+          </w:p>
+          <w:p>
+            <w:pPr>
+              <w:pStyle w:val="ListParagraph"/>
+              <w:numPr>
+                <w:ilvl w:val="0"/>
+                <w:numId w:val="900"/>
+              </w:numPr>
+              <w:spacing w:after="90" w:line="262" w:lineRule="auto"/>
+              <w:rPr>
+                <w:lang w:val="nl-NL"/>
+              </w:rPr>
+            </w:pPr>
+            <w:r>
+              <w:rPr>
+                <w:b/>
+                <w:bCs/>
+                <w:lang w:val="nl-NL"/>
+              </w:rPr>
+              <w:t xml:space="preserve">Eenmalig prioriteren.</w:t>
+            </w:r>
+            <w:r>
+              <w:rPr>
+                <w:lang w:val="nl-NL"/>
+              </w:rPr>
+              <w:t xml:space="preserve"> Wat nu een Could is, kan later een Must worden. Kijk er bij elke sprint opnieuw naar.</w:t>
+            </w:r>
+          </w:p>
+          <w:p>
+            <w:pPr>
+              <w:pStyle w:val="ListParagraph"/>
+              <w:numPr>
+                <w:ilvl w:val="0"/>
+                <w:numId w:val="900"/>
+              </w:numPr>
+              <w:spacing w:after="90" w:line="262" w:lineRule="auto"/>
+              <w:rPr>
+                <w:lang w:val="nl-NL"/>
+              </w:rPr>
+            </w:pPr>
+            <w:r>
+              <w:rPr>
+                <w:b/>
+                <w:bCs/>
+                <w:lang w:val="nl-NL"/>
+              </w:rPr>
+              <w:t xml:space="preserve">Prioriteren zonder de opdrachtgever.</w:t>
+            </w:r>
+            <w:r>
+              <w:rPr>
+                <w:lang w:val="nl-NL"/>
+              </w:rPr>
+              <w:t xml:space="preserve"> Toets je keuzes voordat je twee weken de verkeerde kant op werkt.</w:t>
             </w:r>
           </w:p>
         </w:tc>
@@ -1368,72 +2252,71 @@
     </w:tbl>
     <w:p>
       <w:pPr>
-        <w:keepNext/>
-        <w:pBdr>
-          <w:bottom w:val="single" w:color="E5007D" w:sz="8" w:space="4"/>
-        </w:pBdr>
-        <w:spacing w:after="140" w:before="360"/>
-      </w:pPr>
-      <w:r>
-        <w:rPr>
-          <w:rFonts w:ascii="Arial" w:cs="Arial" w:eastAsia="Arial" w:hAnsi="Arial"/>
-          <w:b/>
-          <w:bCs/>
-          <w:color w:val="E5007D"/>
-          <w:sz w:val="28"/>
-          <w:szCs w:val="28"/>
-        </w:rPr>
-        <w:t xml:space="preserve">Valkuilen</w:t>
-      </w:r>
+        <w:spacing w:after="120"/>
+        <w:rPr>
+          <w:lang w:val="nl-NL"/>
+        </w:rPr>
+      </w:pPr>
     </w:p>
     <w:tbl>
       <w:tblPr>
-        <w:tblW w:type="dxa" w:w="9746"/>
+        <w:tblW w:w="9746" w:type="dxa"/>
         <w:tblBorders>
-          <w:top w:val="single" w:color="D9D9D9" w:sz="2" w:space="0"/>
-          <w:left w:val="single" w:color="E5007D" w:sz="28" w:space="4"/>
-          <w:bottom w:val="single" w:color="D9D9D9" w:sz="2" w:space="0"/>
-          <w:right w:val="single" w:color="D9D9D9" w:sz="2" w:space="0"/>
-          <w:insideH w:val="single" w:color="auto" w:sz="4"/>
-          <w:insideV w:val="single" w:color="auto" w:sz="4"/>
+          <w:top w:val="single" w:sz="2" w:space="0" w:color="D9D9D9"/>
+          <w:left w:val="single" w:sz="28" w:space="4" w:color="E5007D"/>
+          <w:bottom w:val="single" w:sz="2" w:space="0" w:color="D9D9D9"/>
+          <w:right w:val="single" w:sz="2" w:space="0" w:color="D9D9D9"/>
+          <w:insideH w:val="single" w:sz="4" w:space="0" w:color="auto"/>
+          <w:insideV w:val="single" w:sz="4" w:space="0" w:color="auto"/>
         </w:tblBorders>
+        <w:tblCellMar>
+          <w:left w:w="10" w:type="dxa"/>
+          <w:right w:w="10" w:type="dxa"/>
+        </w:tblCellMar>
+        <w:tblLook w:val="04A0" w:firstRow="1" w:lastRow="0" w:firstColumn="1" w:lastColumn="0" w:noHBand="0" w:noVBand="1"/>
       </w:tblPr>
       <w:tblGrid>
         <w:gridCol w:w="9746"/>
       </w:tblGrid>
       <w:tr>
+        <w:trPr>
+          <w:cantSplit/>
+        </w:trPr>
         <w:tc>
           <w:tcPr>
-            <w:tcW w:type="dxa" w:w="9746"/>
+            <w:tcW w:w="9746" w:type="dxa"/>
             <w:tcBorders>
-              <w:top w:val="single" w:color="D9D9D9" w:sz="2" w:space="0"/>
-              <w:left w:val="single" w:color="E5007D" w:sz="28" w:space="4"/>
-              <w:bottom w:val="single" w:color="D9D9D9" w:sz="2" w:space="0"/>
-              <w:right w:val="single" w:color="D9D9D9" w:sz="2" w:space="0"/>
+              <w:top w:val="single" w:sz="2" w:space="0" w:color="D9D9D9"/>
+              <w:left w:val="single" w:sz="28" w:space="4" w:color="E5007D"/>
+              <w:bottom w:val="single" w:sz="2" w:space="0" w:color="D9D9D9"/>
+              <w:right w:val="single" w:sz="2" w:space="0" w:color="D9D9D9"/>
             </w:tcBorders>
-            <w:shd w:fill="F4F4F4" w:color="auto" w:val="clear"/>
+            <w:shd w:val="clear" w:color="auto" w:fill="FCE7F1"/>
             <w:tcMar>
-              <w:top w:type="dxa" w:w="150"/>
-              <w:left w:type="dxa" w:w="240"/>
-              <w:bottom w:type="dxa" w:w="150"/>
-              <w:right w:type="dxa" w:w="220"/>
+              <w:top w:w="150" w:type="dxa"/>
+              <w:left w:w="240" w:type="dxa"/>
+              <w:bottom w:w="150" w:type="dxa"/>
+              <w:right w:w="220" w:type="dxa"/>
             </w:tcMar>
           </w:tcPr>
           <w:p>
             <w:pPr>
               <w:spacing w:after="90"/>
-            </w:pPr>
-            <w:r>
-              <w:rPr>
-                <w:rFonts w:ascii="Arial" w:cs="Arial" w:eastAsia="Arial" w:hAnsi="Arial"/>
+              <w:rPr>
+                <w:lang w:val="nl-NL"/>
+              </w:rPr>
+            </w:pPr>
+            <w:r>
+              <w:rPr>
                 <w:b/>
                 <w:bCs/>
                 <w:color w:val="E5007D"/>
                 <w:spacing w:val="30"/>
                 <w:sz w:val="17"/>
                 <w:szCs w:val="17"/>
-              </w:rPr>
-              <w:t xml:space="preserve">VALKUILEN</w:t>
+                <w:lang w:val="nl-NL"/>
+              </w:rPr>
+              <w:t xml:space="preserve">MEER WETEN</w:t>
             </w:r>
           </w:p>
           <w:p>
@@ -1441,23 +2324,26 @@
               <w:pStyle w:val="ListParagraph"/>
               <w:numPr>
                 <w:ilvl w:val="0"/>
-                <w:numId w:val="3"/>
+                <w:numId w:val="900"/>
               </w:numPr>
-              <w:spacing w:after="80" w:line="258"/>
-            </w:pPr>
-            <w:r>
-              <w:rPr>
-                <w:rFonts w:ascii="Arial" w:cs="Arial" w:eastAsia="Arial" w:hAnsi="Arial"/>
-                <w:b/>
-                <w:bCs/>
-              </w:rPr>
-              <w:t xml:space="preserve">Alles tot Must verklaren. </w:t>
-            </w:r>
-            <w:r>
-              <w:rPr>
-                <w:rFonts w:ascii="Arial" w:cs="Arial" w:eastAsia="Arial" w:hAnsi="Arial"/>
-              </w:rPr>
-              <w:t xml:space="preserve">Dan heb je niets gekozen. Dwing jezelf om ook Should en Could te vullen.</w:t>
+              <w:spacing w:after="90" w:line="262" w:lineRule="auto"/>
+              <w:rPr>
+                <w:lang w:val="nl-NL"/>
+              </w:rPr>
+            </w:pPr>
+            <w:r>
+              <w:rPr>
+                <w:b/>
+                <w:bCs/>
+                <w:lang w:val="nl-NL"/>
+              </w:rPr>
+              <w:t xml:space="preserve">In deze toolkit:</w:t>
+            </w:r>
+            <w:r>
+              <w:rPr>
+                <w:lang w:val="nl-NL"/>
+              </w:rPr>
+              <w:t xml:space="preserve"> brainstormen om ideeën te verzamelen (zie 11 Brainstorm), je sprintplanning om keuzes in te plannen (zie 02 Scrum &amp; kanban), en je aanpakplan om je focus bij te stellen (zie 04 Aanpakplan).</w:t>
             </w:r>
           </w:p>
           <w:p>
@@ -1465,71 +2351,26 @@
               <w:pStyle w:val="ListParagraph"/>
               <w:numPr>
                 <w:ilvl w:val="0"/>
-                <w:numId w:val="3"/>
+                <w:numId w:val="900"/>
               </w:numPr>
-              <w:spacing w:after="80" w:line="258"/>
-            </w:pPr>
-            <w:r>
-              <w:rPr>
-                <w:rFonts w:ascii="Arial" w:cs="Arial" w:eastAsia="Arial" w:hAnsi="Arial"/>
-                <w:b/>
-                <w:bCs/>
-              </w:rPr>
-              <w:t xml:space="preserve">Inspanning onderschatten. </w:t>
-            </w:r>
-            <w:r>
-              <w:rPr>
-                <w:rFonts w:ascii="Arial" w:cs="Arial" w:eastAsia="Arial" w:hAnsi="Arial"/>
-              </w:rPr>
-              <w:t xml:space="preserve">Een idee lijkt klein tot je begint. Schat de moeite eerlijk in, anders kloppen je quick wins niet.</w:t>
-            </w:r>
-          </w:p>
-          <w:p>
-            <w:pPr>
-              <w:pStyle w:val="ListParagraph"/>
-              <w:numPr>
-                <w:ilvl w:val="0"/>
-                <w:numId w:val="3"/>
-              </w:numPr>
-              <w:spacing w:after="80" w:line="258"/>
-            </w:pPr>
-            <w:r>
-              <w:rPr>
-                <w:rFonts w:ascii="Arial" w:cs="Arial" w:eastAsia="Arial" w:hAnsi="Arial"/>
-                <w:b/>
-                <w:bCs/>
-              </w:rPr>
-              <w:t xml:space="preserve">Eenmalig prioriteren. </w:t>
-            </w:r>
-            <w:r>
-              <w:rPr>
-                <w:rFonts w:ascii="Arial" w:cs="Arial" w:eastAsia="Arial" w:hAnsi="Arial"/>
-              </w:rPr>
-              <w:t xml:space="preserve">Wat nu een Could is, kan later een Must worden. Kijk er bij elke sprint opnieuw naar.</w:t>
-            </w:r>
-          </w:p>
-          <w:p>
-            <w:pPr>
-              <w:pStyle w:val="ListParagraph"/>
-              <w:numPr>
-                <w:ilvl w:val="0"/>
-                <w:numId w:val="3"/>
-              </w:numPr>
-              <w:spacing w:after="80" w:line="258"/>
-            </w:pPr>
-            <w:r>
-              <w:rPr>
-                <w:rFonts w:ascii="Arial" w:cs="Arial" w:eastAsia="Arial" w:hAnsi="Arial"/>
-                <w:b/>
-                <w:bCs/>
-              </w:rPr>
-              <w:t xml:space="preserve">Prioriteren zonder de opdrachtgever. </w:t>
-            </w:r>
-            <w:r>
-              <w:rPr>
-                <w:rFonts w:ascii="Arial" w:cs="Arial" w:eastAsia="Arial" w:hAnsi="Arial"/>
-              </w:rPr>
-              <w:t xml:space="preserve">Wat jij belangrijk vindt, is niet altijd wat de opdrachtgever wil. Toets je prioriteiten (06).</w:t>
+              <w:spacing w:after="90" w:line="262" w:lineRule="auto"/>
+              <w:rPr>
+                <w:lang w:val="nl-NL"/>
+              </w:rPr>
+            </w:pPr>
+            <w:r>
+              <w:rPr>
+                <w:b/>
+                <w:bCs/>
+                <w:lang w:val="nl-NL"/>
+              </w:rPr>
+              <w:t xml:space="preserve">Over de methoden:</w:t>
+            </w:r>
+            <w:r>
+              <w:rPr>
+                <w:lang w:val="nl-NL"/>
+              </w:rPr>
+              <w:t xml:space="preserve"> MoSCoW en de impact/inspanning-matrix komen uit agile en lean projectmanagement. Zoek op MoSCoW-methode of prioriteitenmatrix voor meer uitleg.</w:t>
             </w:r>
           </w:p>
         </w:tc>
@@ -1537,153 +2378,172 @@
     </w:tbl>
     <w:p>
       <w:pPr>
-        <w:keepNext/>
-        <w:pBdr>
-          <w:bottom w:val="single" w:color="E5007D" w:sz="8" w:space="4"/>
-        </w:pBdr>
-        <w:spacing w:after="140" w:before="360"/>
-      </w:pPr>
-      <w:r>
-        <w:rPr>
-          <w:rFonts w:ascii="Arial" w:cs="Arial" w:eastAsia="Arial" w:hAnsi="Arial"/>
-          <w:b/>
-          <w:bCs/>
-          <w:color w:val="E5007D"/>
-          <w:sz w:val="28"/>
-          <w:szCs w:val="28"/>
-        </w:rPr>
-        <w:t xml:space="preserve">Mini-voorbeeld</w:t>
-      </w:r>
+        <w:spacing w:after="120"/>
+        <w:rPr>
+          <w:lang w:val="nl-NL"/>
+        </w:rPr>
+      </w:pPr>
     </w:p>
     <w:tbl>
       <w:tblPr>
-        <w:tblW w:type="dxa" w:w="9746"/>
+        <w:tblW w:w="9746" w:type="dxa"/>
         <w:tblBorders>
-          <w:top w:val="single" w:color="D9D9D9" w:sz="2" w:space="0"/>
-          <w:left w:val="single" w:color="E5007D" w:sz="28" w:space="4"/>
-          <w:bottom w:val="single" w:color="D9D9D9" w:sz="2" w:space="0"/>
-          <w:right w:val="single" w:color="D9D9D9" w:sz="2" w:space="0"/>
-          <w:insideH w:val="single" w:color="auto" w:sz="4"/>
-          <w:insideV w:val="single" w:color="auto" w:sz="4"/>
+          <w:top w:val="single" w:sz="2" w:space="0" w:color="D9D9D9"/>
+          <w:left w:val="single" w:sz="28" w:space="4" w:color="E5007D"/>
+          <w:bottom w:val="single" w:sz="2" w:space="0" w:color="D9D9D9"/>
+          <w:right w:val="single" w:sz="2" w:space="0" w:color="D9D9D9"/>
+          <w:insideH w:val="single" w:sz="4" w:space="0" w:color="auto"/>
+          <w:insideV w:val="single" w:sz="4" w:space="0" w:color="auto"/>
         </w:tblBorders>
+        <w:tblCellMar>
+          <w:left w:w="10" w:type="dxa"/>
+          <w:right w:w="10" w:type="dxa"/>
+        </w:tblCellMar>
+        <w:tblLook w:val="04A0" w:firstRow="1" w:lastRow="0" w:firstColumn="1" w:lastColumn="0" w:noHBand="0" w:noVBand="1"/>
       </w:tblPr>
       <w:tblGrid>
         <w:gridCol w:w="9746"/>
       </w:tblGrid>
       <w:tr>
+        <w:trPr>
+          <w:cantSplit/>
+        </w:trPr>
         <w:tc>
           <w:tcPr>
-            <w:tcW w:type="dxa" w:w="9746"/>
+            <w:tcW w:w="9746" w:type="dxa"/>
             <w:tcBorders>
-              <w:top w:val="single" w:color="D9D9D9" w:sz="2" w:space="0"/>
-              <w:left w:val="single" w:color="E5007D" w:sz="28" w:space="4"/>
-              <w:bottom w:val="single" w:color="D9D9D9" w:sz="2" w:space="0"/>
-              <w:right w:val="single" w:color="D9D9D9" w:sz="2" w:space="0"/>
+              <w:top w:val="single" w:sz="2" w:space="0" w:color="D9D9D9"/>
+              <w:left w:val="single" w:sz="28" w:space="4" w:color="E5007D"/>
+              <w:bottom w:val="single" w:sz="2" w:space="0" w:color="D9D9D9"/>
+              <w:right w:val="single" w:sz="2" w:space="0" w:color="D9D9D9"/>
             </w:tcBorders>
-            <w:shd w:fill="FCE7F1" w:color="auto" w:val="clear"/>
+            <w:shd w:val="clear" w:color="auto" w:fill="FCE7F1"/>
             <w:tcMar>
-              <w:top w:type="dxa" w:w="150"/>
-              <w:left w:type="dxa" w:w="240"/>
-              <w:bottom w:type="dxa" w:w="150"/>
-              <w:right w:type="dxa" w:w="220"/>
+              <w:top w:w="150" w:type="dxa"/>
+              <w:left w:w="240" w:type="dxa"/>
+              <w:bottom w:w="150" w:type="dxa"/>
+              <w:right w:w="220" w:type="dxa"/>
             </w:tcMar>
           </w:tcPr>
           <w:p>
             <w:pPr>
               <w:spacing w:after="90"/>
-            </w:pPr>
-            <w:r>
-              <w:rPr>
-                <w:rFonts w:ascii="Arial" w:cs="Arial" w:eastAsia="Arial" w:hAnsi="Arial"/>
+              <w:rPr>
+                <w:lang w:val="nl-NL"/>
+              </w:rPr>
+            </w:pPr>
+            <w:r>
+              <w:rPr>
                 <w:b/>
                 <w:bCs/>
                 <w:color w:val="E5007D"/>
                 <w:spacing w:val="30"/>
                 <w:sz w:val="17"/>
                 <w:szCs w:val="17"/>
+                <w:lang w:val="nl-NL"/>
               </w:rPr>
               <w:t xml:space="preserve">MINI-VOORBEELD · SCHOOLKANTINE</w:t>
             </w:r>
           </w:p>
           <w:p>
             <w:pPr>
-              <w:spacing w:after="120" w:before="0" w:line="264"/>
-            </w:pPr>
-            <w:r>
-              <w:rPr>
-                <w:rFonts w:ascii="Arial" w:cs="Arial" w:eastAsia="Arial" w:hAnsi="Arial"/>
-                <w:b/>
-                <w:bCs/>
-              </w:rPr>
-              <w:t xml:space="preserve">Na de brainstorm: </w:t>
-            </w:r>
-            <w:r>
-              <w:rPr>
-                <w:rFonts w:ascii="Arial" w:cs="Arial" w:eastAsia="Arial" w:hAnsi="Arial"/>
-              </w:rPr>
-              <w:t xml:space="preserve">acht ideeen, van kleinere borden tot een verbruiksapp tot een bewustwordingscampagne.</w:t>
-            </w:r>
-          </w:p>
-          <w:p>
-            <w:pPr>
-              <w:spacing w:after="120" w:before="0" w:line="264"/>
-            </w:pPr>
-            <w:r>
-              <w:rPr>
-                <w:rFonts w:ascii="Arial" w:cs="Arial" w:eastAsia="Arial" w:hAnsi="Arial"/>
-                <w:b/>
-                <w:bCs/>
-              </w:rPr>
-              <w:t xml:space="preserve">MoSCoW: </w:t>
-            </w:r>
-            <w:r>
-              <w:rPr>
-                <w:rFonts w:ascii="Arial" w:cs="Arial" w:eastAsia="Arial" w:hAnsi="Arial"/>
-              </w:rPr>
-              <w:t xml:space="preserve">kleinere porties is een Must, verbruik meten een Should, de app een Could, de campagne een Won’t (nu).</w:t>
-            </w:r>
-          </w:p>
-          <w:p>
-            <w:pPr>
-              <w:spacing w:after="120" w:before="0" w:line="264"/>
-            </w:pPr>
-            <w:r>
-              <w:rPr>
-                <w:rFonts w:ascii="Arial" w:cs="Arial" w:eastAsia="Arial" w:hAnsi="Arial"/>
-                <w:b/>
-                <w:bCs/>
-              </w:rPr>
-              <w:t xml:space="preserve">Matrix: </w:t>
-            </w:r>
-            <w:r>
-              <w:rPr>
-                <w:rFonts w:ascii="Arial" w:cs="Arial" w:eastAsia="Arial" w:hAnsi="Arial"/>
-              </w:rPr>
-              <w:t xml:space="preserve">kleinere borden is een quick win (veel impact, weinig moeite); de app is een groot project (veel impact, veel moeite).</w:t>
-            </w:r>
-          </w:p>
-          <w:p>
-            <w:pPr>
-              <w:spacing w:after="0" w:before="0" w:line="264"/>
-            </w:pPr>
-            <w:r>
-              <w:rPr>
-                <w:rFonts w:ascii="Arial" w:cs="Arial" w:eastAsia="Arial" w:hAnsi="Arial"/>
-                <w:b/>
-                <w:bCs/>
-              </w:rPr>
-              <w:t xml:space="preserve">Keuze: </w:t>
-            </w:r>
-            <w:r>
-              <w:rPr>
-                <w:rFonts w:ascii="Arial" w:cs="Arial" w:eastAsia="Arial" w:hAnsi="Arial"/>
-              </w:rPr>
-              <w:t xml:space="preserve">het duo start met de quick win en plant de rest in via de sprintplanning (02).</w:t>
+              <w:spacing w:after="80" w:line="260" w:lineRule="auto"/>
+              <w:rPr>
+                <w:lang w:val="nl-NL"/>
+              </w:rPr>
+            </w:pPr>
+            <w:r>
+              <w:rPr>
+                <w:b/>
+                <w:bCs/>
+                <w:lang w:val="nl-NL"/>
+              </w:rPr>
+              <w:t xml:space="preserve">Na de brainstorm:</w:t>
+            </w:r>
+            <w:r>
+              <w:rPr>
+                <w:lang w:val="nl-NL"/>
+              </w:rPr>
+              <w:t xml:space="preserve"> acht ideeën, van kleinere borden tot een verbruiksapp tot een bewustwordingscampagne.</w:t>
+            </w:r>
+          </w:p>
+          <w:p>
+            <w:pPr>
+              <w:spacing w:after="80" w:line="260" w:lineRule="auto"/>
+              <w:rPr>
+                <w:lang w:val="nl-NL"/>
+              </w:rPr>
+            </w:pPr>
+            <w:r>
+              <w:rPr>
+                <w:b/>
+                <w:bCs/>
+                <w:lang w:val="nl-NL"/>
+              </w:rPr>
+              <w:t xml:space="preserve">MoSCoW:</w:t>
+            </w:r>
+            <w:r>
+              <w:rPr>
+                <w:lang w:val="nl-NL"/>
+              </w:rPr>
+              <w:t xml:space="preserve"> kleinere porties is een Must, verbruik meten een Should, de app een Could, de campagne een Won't voor nu.</w:t>
+            </w:r>
+          </w:p>
+          <w:p>
+            <w:pPr>
+              <w:spacing w:after="80" w:line="260" w:lineRule="auto"/>
+              <w:rPr>
+                <w:lang w:val="nl-NL"/>
+              </w:rPr>
+            </w:pPr>
+            <w:r>
+              <w:rPr>
+                <w:b/>
+                <w:bCs/>
+                <w:lang w:val="nl-NL"/>
+              </w:rPr>
+              <w:t xml:space="preserve">Matrix:</w:t>
+            </w:r>
+            <w:r>
+              <w:rPr>
+                <w:lang w:val="nl-NL"/>
+              </w:rPr>
+              <w:t xml:space="preserve"> kleinere borden is een quick win met veel impact en weinig moeite; de app is een groot project met veel impact en veel moeite.</w:t>
+            </w:r>
+          </w:p>
+          <w:p>
+            <w:pPr>
+              <w:spacing w:after="80" w:line="260" w:lineRule="auto"/>
+              <w:rPr>
+                <w:lang w:val="nl-NL"/>
+              </w:rPr>
+            </w:pPr>
+            <w:r>
+              <w:rPr>
+                <w:b/>
+                <w:bCs/>
+                <w:lang w:val="nl-NL"/>
+              </w:rPr>
+              <w:t xml:space="preserve">Keuze:</w:t>
+            </w:r>
+            <w:r>
+              <w:rPr>
+                <w:lang w:val="nl-NL"/>
+              </w:rPr>
+              <w:t xml:space="preserve"> Sam en Noor starten met de quick win en plannen de rest in via de sprintplanning.</w:t>
             </w:r>
           </w:p>
         </w:tc>
       </w:tr>
     </w:tbl>
+    <w:p>
+      <w:pPr>
+        <w:spacing w:after="120"/>
+        <w:rPr>
+          <w:lang w:val="nl-NL"/>
+        </w:rPr>
+      </w:pPr>
+    </w:p>
     <w:sectPr>
       <w:headerReference w:type="default" r:id="rId7"/>
       <w:footerReference w:type="default" r:id="rId8"/>
@@ -1995,6 +2855,120 @@
       </w:rPr>
     </w:lvl>
   </w:abstractNum>
+  <w:abstractNum w:abstractNumId="900">
+    <w:nsid w:val="5A110001"/>
+    <w:multiLevelType w:val="hybridMultilevel"/>
+    <w:lvl w:ilvl="0">
+      <w:start w:val="1"/>
+      <w:numFmt w:val="bullet"/>
+      <w:lvlText w:val="•"/>
+      <w:lvlJc w:val="left"/>
+      <w:pPr>
+        <w:ind w:left="460" w:hanging="260"/>
+      </w:pPr>
+      <w:rPr>
+        <w:color w:val="E5007D"/>
+      </w:rPr>
+    </w:lvl>
+    <w:lvl w:ilvl="1">
+      <w:numFmt w:val="decimal"/>
+      <w:lvlText w:val=""/>
+      <w:lvlJc w:val="left"/>
+    </w:lvl>
+    <w:lvl w:ilvl="2">
+      <w:numFmt w:val="decimal"/>
+      <w:lvlText w:val=""/>
+      <w:lvlJc w:val="left"/>
+    </w:lvl>
+    <w:lvl w:ilvl="3">
+      <w:numFmt w:val="decimal"/>
+      <w:lvlText w:val=""/>
+      <w:lvlJc w:val="left"/>
+    </w:lvl>
+    <w:lvl w:ilvl="4">
+      <w:numFmt w:val="decimal"/>
+      <w:lvlText w:val=""/>
+      <w:lvlJc w:val="left"/>
+    </w:lvl>
+    <w:lvl w:ilvl="5">
+      <w:numFmt w:val="decimal"/>
+      <w:lvlText w:val=""/>
+      <w:lvlJc w:val="left"/>
+    </w:lvl>
+    <w:lvl w:ilvl="6">
+      <w:numFmt w:val="decimal"/>
+      <w:lvlText w:val=""/>
+      <w:lvlJc w:val="left"/>
+    </w:lvl>
+    <w:lvl w:ilvl="7">
+      <w:numFmt w:val="decimal"/>
+      <w:lvlText w:val=""/>
+      <w:lvlJc w:val="left"/>
+    </w:lvl>
+    <w:lvl w:ilvl="8">
+      <w:numFmt w:val="decimal"/>
+      <w:lvlText w:val=""/>
+      <w:lvlJc w:val="left"/>
+    </w:lvl>
+  </w:abstractNum>
+  <w:abstractNum w:abstractNumId="901">
+    <w:nsid w:val="5A110002"/>
+    <w:multiLevelType w:val="hybridMultilevel"/>
+    <w:lvl w:ilvl="0">
+      <w:start w:val="1"/>
+      <w:numFmt w:val="decimal"/>
+      <w:lvlText w:val="%1."/>
+      <w:lvlJc w:val="left"/>
+      <w:pPr>
+        <w:ind w:left="460" w:hanging="360"/>
+      </w:pPr>
+      <w:rPr>
+        <w:b/>
+        <w:bCs/>
+        <w:color w:val="E5007D"/>
+      </w:rPr>
+    </w:lvl>
+    <w:lvl w:ilvl="1">
+      <w:numFmt w:val="decimal"/>
+      <w:lvlText w:val=""/>
+      <w:lvlJc w:val="left"/>
+    </w:lvl>
+    <w:lvl w:ilvl="2">
+      <w:numFmt w:val="decimal"/>
+      <w:lvlText w:val=""/>
+      <w:lvlJc w:val="left"/>
+    </w:lvl>
+    <w:lvl w:ilvl="3">
+      <w:numFmt w:val="decimal"/>
+      <w:lvlText w:val=""/>
+      <w:lvlJc w:val="left"/>
+    </w:lvl>
+    <w:lvl w:ilvl="4">
+      <w:numFmt w:val="decimal"/>
+      <w:lvlText w:val=""/>
+      <w:lvlJc w:val="left"/>
+    </w:lvl>
+    <w:lvl w:ilvl="5">
+      <w:numFmt w:val="decimal"/>
+      <w:lvlText w:val=""/>
+      <w:lvlJc w:val="left"/>
+    </w:lvl>
+    <w:lvl w:ilvl="6">
+      <w:numFmt w:val="decimal"/>
+      <w:lvlText w:val=""/>
+      <w:lvlJc w:val="left"/>
+    </w:lvl>
+    <w:lvl w:ilvl="7">
+      <w:numFmt w:val="decimal"/>
+      <w:lvlText w:val=""/>
+      <w:lvlJc w:val="left"/>
+    </w:lvl>
+    <w:lvl w:ilvl="8">
+      <w:numFmt w:val="decimal"/>
+      <w:lvlText w:val=""/>
+      <w:lvlJc w:val="left"/>
+    </w:lvl>
+  </w:abstractNum>
   <w:num w:numId="1">
     <w:abstractNumId w:val="1"/>
     <w:lvlOverride w:ilvl="0">
@@ -2012,6 +2986,9 @@
     <w:lvlOverride w:ilvl="0">
       <w:startOverride w:val="1"/>
     </w:lvlOverride>
+  </w:num>
+  <w:num w:numId="900">
+    <w:abstractNumId w:val="900"/>
   </w:num>
 </w:numbering>
 </file>
